--- a/datasheet_gen/word_templates/PFMF.docx
+++ b/datasheet_gen/word_templates/PFMF.docx
@@ -2172,720 +2172,327 @@
         <w:gridCol w:w="856"/>
       </w:tblGrid>
       <w:tr>
-        <w:trPr>
-          <w:trHeight w:val="283"/>
-        </w:trPr>
-        <w:tc>
-          <w:tcPr>
-            <w:tcW w:w="882" w:type="pct"/>
-            <w:vMerge w:val="restart"/>
-            <w:tcBorders>
-              <w:top w:val="single" w:sz="4" w:space="0" w:color="auto"/>
-              <w:left w:val="single" w:sz="4" w:space="0" w:color="auto"/>
-              <w:bottom w:val="single" w:sz="4" w:space="0" w:color="000000"/>
-              <w:right w:val="single" w:sz="4" w:space="0" w:color="auto"/>
-            </w:tcBorders>
-            <w:vAlign w:val="center"/>
-            <w:hideMark/>
-          </w:tcPr>
-          <w:p>
-            <w:pPr>
-              <w:spacing w:after="0" w:line="240" w:lineRule="auto"/>
-              <w:jc w:val="center"/>
-              <w:rPr>
-                <w:rFonts w:ascii="Arial" w:eastAsia="Times New Roman" w:hAnsi="Arial" w:cs="Arial"/>
-                <w:b/>
-                <w:bCs/>
-                <w:color w:val="000000"/>
-                <w:kern w:val="0"/>
-                <w:lang w:eastAsia="en-IN"/>
-                <w14:ligatures w14:val="none"/>
-              </w:rPr>
-            </w:pPr>
-            <w:r>
-              <w:rPr>
-                <w:rFonts w:ascii="Arial" w:eastAsia="Times New Roman" w:hAnsi="Arial" w:cs="Arial"/>
-                <w:b/>
-                <w:bCs/>
-                <w:color w:val="000000"/>
-                <w:kern w:val="0"/>
-                <w:lang w:val="en-US" w:eastAsia="en-IN"/>
-                <w14:ligatures w14:val="none"/>
-              </w:rPr>
-              <w:t>Field Strength(A/m)</w:t>
-            </w:r>
-          </w:p>
-        </w:tc>
-        <w:tc>
-          <w:tcPr>
-            <w:tcW w:w="676" w:type="pct"/>
-            <w:vMerge w:val="restart"/>
-            <w:tcBorders>
-              <w:top w:val="single" w:sz="4" w:space="0" w:color="auto"/>
-              <w:left w:val="single" w:sz="4" w:space="0" w:color="auto"/>
-              <w:bottom w:val="single" w:sz="4" w:space="0" w:color="000000"/>
-              <w:right w:val="single" w:sz="4" w:space="0" w:color="auto"/>
-            </w:tcBorders>
-            <w:vAlign w:val="center"/>
-            <w:hideMark/>
+        <w:tc>
+          <w:tcPr>
+            <w:tcW w:type="dxa" w:w="1683"/>
           </w:tcPr>
           <w:p>
             <w:r/>
             <w:r>
-              <w:t>{{ field_strength_3 }}</w:t>
-            </w:r>
-          </w:p>
-        </w:tc>
-        <w:tc>
-          <w:tcPr>
-            <w:tcW w:w="3442" w:type="pct"/>
-            <w:gridSpan w:val="7"/>
-            <w:tcBorders>
-              <w:top w:val="single" w:sz="4" w:space="0" w:color="auto"/>
-              <w:left w:val="nil"/>
-              <w:bottom w:val="single" w:sz="4" w:space="0" w:color="auto"/>
-              <w:right w:val="single" w:sz="4" w:space="0" w:color="auto"/>
-            </w:tcBorders>
-            <w:vAlign w:val="center"/>
-            <w:hideMark/>
+              <w:t>Field Strength (A/m)</w:t>
+            </w:r>
+          </w:p>
+        </w:tc>
+        <w:tc>
+          <w:tcPr>
+            <w:tcW w:type="dxa" w:w="1329"/>
           </w:tcPr>
           <w:p>
             <w:r/>
+            <w:r>
+              <w:t>Power Frequency</w:t>
+            </w:r>
+          </w:p>
+        </w:tc>
+        <w:tc>
+          <w:tcPr>
+            <w:tcW w:type="dxa" w:w="858"/>
+          </w:tcPr>
+          <w:p>
             <w:r/>
+            <w:r>
+              <w:t>Proximity 0°</w:t>
+            </w:r>
+          </w:p>
+        </w:tc>
+        <w:tc>
+          <w:tcPr>
+            <w:tcW w:type="dxa" w:w="858"/>
+          </w:tcPr>
+          <w:p>
+            <w:r/>
+            <w:r>
+              <w:t>Proximity 90°</w:t>
+            </w:r>
+          </w:p>
+        </w:tc>
+        <w:tc>
+          <w:tcPr>
+            <w:tcW w:type="dxa" w:w="858"/>
+          </w:tcPr>
+          <w:p>
+            <w:r/>
+            <w:r>
+              <w:t>Proximity 180°</w:t>
+            </w:r>
+          </w:p>
+        </w:tc>
+        <w:tc>
+          <w:tcPr>
+            <w:tcW w:type="dxa" w:w="858"/>
+          </w:tcPr>
+          <w:p>
+            <w:r/>
+            <w:r>
+              <w:t>Proximity 270°</w:t>
+            </w:r>
+          </w:p>
+        </w:tc>
+        <w:tc>
+          <w:tcPr>
+            <w:tcW w:type="dxa" w:w="858"/>
+          </w:tcPr>
+          <w:p>
+            <w:r/>
+            <w:r>
+              <w:t>Immersion X</w:t>
+            </w:r>
+          </w:p>
+        </w:tc>
+        <w:tc>
+          <w:tcPr>
+            <w:tcW w:type="dxa" w:w="858"/>
+          </w:tcPr>
+          <w:p>
+            <w:r/>
+            <w:r>
+              <w:t>Immersion Y</w:t>
+            </w:r>
+          </w:p>
+        </w:tc>
+        <w:tc>
+          <w:tcPr>
+            <w:tcW w:type="dxa" w:w="856"/>
+          </w:tcPr>
+          <w:p>
+            <w:r/>
+            <w:r>
+              <w:t>Immersion Z</w:t>
+            </w:r>
           </w:p>
         </w:tc>
       </w:tr>
       <w:tr>
-        <w:trPr>
-          <w:trHeight w:val="283"/>
-        </w:trPr>
-        <w:tc>
-          <w:tcPr>
-            <w:tcW w:w="882" w:type="pct"/>
-            <w:vMerge/>
-            <w:tcBorders>
-              <w:top w:val="single" w:sz="4" w:space="0" w:color="auto"/>
-              <w:left w:val="single" w:sz="4" w:space="0" w:color="auto"/>
-              <w:bottom w:val="single" w:sz="4" w:space="0" w:color="000000"/>
-              <w:right w:val="single" w:sz="4" w:space="0" w:color="auto"/>
-            </w:tcBorders>
-            <w:vAlign w:val="center"/>
-            <w:hideMark/>
-          </w:tcPr>
-          <w:p>
-            <w:pPr>
-              <w:spacing w:after="0" w:line="240" w:lineRule="auto"/>
-              <w:rPr>
-                <w:rFonts w:ascii="Arial" w:eastAsia="Times New Roman" w:hAnsi="Arial" w:cs="Arial"/>
-                <w:b/>
-                <w:bCs/>
-                <w:color w:val="000000"/>
-                <w:kern w:val="0"/>
-                <w:lang w:eastAsia="en-IN"/>
-                <w14:ligatures w14:val="none"/>
-              </w:rPr>
-            </w:pPr>
-          </w:p>
-        </w:tc>
-        <w:tc>
-          <w:tcPr>
-            <w:tcW w:w="676" w:type="pct"/>
-            <w:vMerge/>
-            <w:tcBorders>
-              <w:top w:val="single" w:sz="4" w:space="0" w:color="auto"/>
-              <w:left w:val="single" w:sz="4" w:space="0" w:color="auto"/>
-              <w:bottom w:val="single" w:sz="4" w:space="0" w:color="000000"/>
-              <w:right w:val="single" w:sz="4" w:space="0" w:color="auto"/>
-            </w:tcBorders>
-            <w:vAlign w:val="center"/>
-            <w:hideMark/>
-          </w:tcPr>
-          <w:p>
-            <w:pPr>
-              <w:spacing w:after="0" w:line="240" w:lineRule="auto"/>
-              <w:rPr>
-                <w:rFonts w:ascii="Arial" w:eastAsia="Times New Roman" w:hAnsi="Arial" w:cs="Arial"/>
-                <w:b/>
-                <w:bCs/>
-                <w:color w:val="000000"/>
-                <w:kern w:val="0"/>
-                <w:lang w:eastAsia="en-IN"/>
-                <w14:ligatures w14:val="none"/>
-              </w:rPr>
-            </w:pPr>
-          </w:p>
-        </w:tc>
-        <w:tc>
-          <w:tcPr>
-            <w:tcW w:w="1968" w:type="pct"/>
-            <w:gridSpan w:val="4"/>
-            <w:tcBorders>
-              <w:top w:val="single" w:sz="4" w:space="0" w:color="auto"/>
-              <w:left w:val="nil"/>
-              <w:bottom w:val="single" w:sz="4" w:space="0" w:color="auto"/>
-              <w:right w:val="single" w:sz="4" w:space="0" w:color="auto"/>
-            </w:tcBorders>
-            <w:vAlign w:val="center"/>
-            <w:hideMark/>
+        <w:tc>
+          <w:tcPr>
+            <w:tcW w:type="dxa" w:w="1683"/>
           </w:tcPr>
           <w:p>
             <w:r/>
-            <w:r/>
-          </w:p>
-        </w:tc>
-        <w:tc>
-          <w:tcPr>
-            <w:tcW w:w="1474" w:type="pct"/>
-            <w:gridSpan w:val="3"/>
-            <w:tcBorders>
-              <w:top w:val="single" w:sz="4" w:space="0" w:color="auto"/>
-              <w:left w:val="nil"/>
-              <w:bottom w:val="single" w:sz="4" w:space="0" w:color="auto"/>
-              <w:right w:val="single" w:sz="4" w:space="0" w:color="auto"/>
-            </w:tcBorders>
-            <w:vAlign w:val="center"/>
-            <w:hideMark/>
-          </w:tcPr>
-          <w:p>
-            <w:r/>
-            <w:r/>
-          </w:p>
+            <w:r>
+              <w:t>{%tr for r in obs_pfmf %}</w:t>
+            </w:r>
+          </w:p>
+        </w:tc>
+        <w:tc>
+          <w:tcPr>
+            <w:tcW w:type="dxa" w:w="1329"/>
+          </w:tcPr>
+          <w:p/>
+        </w:tc>
+        <w:tc>
+          <w:tcPr>
+            <w:tcW w:type="dxa" w:w="858"/>
+          </w:tcPr>
+          <w:p/>
+        </w:tc>
+        <w:tc>
+          <w:tcPr>
+            <w:tcW w:type="dxa" w:w="858"/>
+          </w:tcPr>
+          <w:p/>
+        </w:tc>
+        <w:tc>
+          <w:tcPr>
+            <w:tcW w:type="dxa" w:w="858"/>
+          </w:tcPr>
+          <w:p/>
+        </w:tc>
+        <w:tc>
+          <w:tcPr>
+            <w:tcW w:type="dxa" w:w="858"/>
+          </w:tcPr>
+          <w:p/>
+        </w:tc>
+        <w:tc>
+          <w:tcPr>
+            <w:tcW w:type="dxa" w:w="858"/>
+          </w:tcPr>
+          <w:p/>
+        </w:tc>
+        <w:tc>
+          <w:tcPr>
+            <w:tcW w:type="dxa" w:w="858"/>
+          </w:tcPr>
+          <w:p/>
+        </w:tc>
+        <w:tc>
+          <w:tcPr>
+            <w:tcW w:type="dxa" w:w="856"/>
+          </w:tcPr>
+          <w:p/>
         </w:tc>
       </w:tr>
       <w:tr>
-        <w:trPr>
-          <w:trHeight w:val="283"/>
-        </w:trPr>
-        <w:tc>
-          <w:tcPr>
-            <w:tcW w:w="882" w:type="pct"/>
-            <w:vMerge/>
-            <w:tcBorders>
-              <w:top w:val="single" w:sz="4" w:space="0" w:color="auto"/>
-              <w:left w:val="single" w:sz="4" w:space="0" w:color="auto"/>
-              <w:bottom w:val="single" w:sz="4" w:space="0" w:color="000000"/>
-              <w:right w:val="single" w:sz="4" w:space="0" w:color="auto"/>
-            </w:tcBorders>
-            <w:vAlign w:val="center"/>
-            <w:hideMark/>
-          </w:tcPr>
-          <w:p>
-            <w:pPr>
-              <w:spacing w:after="0" w:line="240" w:lineRule="auto"/>
-              <w:rPr>
-                <w:rFonts w:ascii="Arial" w:eastAsia="Times New Roman" w:hAnsi="Arial" w:cs="Arial"/>
-                <w:b/>
-                <w:bCs/>
-                <w:color w:val="000000"/>
-                <w:kern w:val="0"/>
-                <w:lang w:eastAsia="en-IN"/>
-                <w14:ligatures w14:val="none"/>
-              </w:rPr>
-            </w:pPr>
-          </w:p>
-        </w:tc>
-        <w:tc>
-          <w:tcPr>
-            <w:tcW w:w="676" w:type="pct"/>
-            <w:vMerge/>
-            <w:tcBorders>
-              <w:top w:val="single" w:sz="4" w:space="0" w:color="auto"/>
-              <w:left w:val="single" w:sz="4" w:space="0" w:color="auto"/>
-              <w:bottom w:val="single" w:sz="4" w:space="0" w:color="000000"/>
-              <w:right w:val="single" w:sz="4" w:space="0" w:color="auto"/>
-            </w:tcBorders>
-            <w:vAlign w:val="center"/>
-            <w:hideMark/>
-          </w:tcPr>
-          <w:p>
-            <w:pPr>
-              <w:spacing w:after="0" w:line="240" w:lineRule="auto"/>
-              <w:rPr>
-                <w:rFonts w:ascii="Arial" w:eastAsia="Times New Roman" w:hAnsi="Arial" w:cs="Arial"/>
-                <w:b/>
-                <w:bCs/>
-                <w:color w:val="000000"/>
-                <w:kern w:val="0"/>
-                <w:lang w:eastAsia="en-IN"/>
-                <w14:ligatures w14:val="none"/>
-              </w:rPr>
-            </w:pPr>
-          </w:p>
-        </w:tc>
-        <w:tc>
-          <w:tcPr>
-            <w:tcW w:w="492" w:type="pct"/>
-            <w:tcBorders>
-              <w:top w:val="nil"/>
-              <w:left w:val="nil"/>
-              <w:bottom w:val="single" w:sz="4" w:space="0" w:color="auto"/>
-              <w:right w:val="single" w:sz="4" w:space="0" w:color="auto"/>
-            </w:tcBorders>
-            <w:vAlign w:val="center"/>
-            <w:hideMark/>
+        <w:tc>
+          <w:tcPr>
+            <w:tcW w:type="dxa" w:w="1683"/>
           </w:tcPr>
           <w:p>
             <w:r/>
+            <w:r>
+              <w:t>{{ r.c0 }}</w:t>
+            </w:r>
+          </w:p>
+        </w:tc>
+        <w:tc>
+          <w:tcPr>
+            <w:tcW w:type="dxa" w:w="1329"/>
+          </w:tcPr>
+          <w:p>
             <w:r/>
-          </w:p>
-        </w:tc>
-        <w:tc>
-          <w:tcPr>
-            <w:tcW w:w="492" w:type="pct"/>
-            <w:tcBorders>
-              <w:top w:val="nil"/>
-              <w:left w:val="nil"/>
-              <w:bottom w:val="single" w:sz="4" w:space="0" w:color="auto"/>
-              <w:right w:val="single" w:sz="4" w:space="0" w:color="auto"/>
-            </w:tcBorders>
-            <w:vAlign w:val="center"/>
-            <w:hideMark/>
+            <w:r>
+              <w:t>{{ r.c1 }}</w:t>
+            </w:r>
+          </w:p>
+        </w:tc>
+        <w:tc>
+          <w:tcPr>
+            <w:tcW w:type="dxa" w:w="858"/>
           </w:tcPr>
           <w:p>
             <w:r/>
+            <w:r>
+              <w:t>{{ r.c2 }}</w:t>
+            </w:r>
+          </w:p>
+        </w:tc>
+        <w:tc>
+          <w:tcPr>
+            <w:tcW w:type="dxa" w:w="858"/>
+          </w:tcPr>
+          <w:p>
             <w:r/>
-          </w:p>
-        </w:tc>
-        <w:tc>
-          <w:tcPr>
-            <w:tcW w:w="492" w:type="pct"/>
-            <w:tcBorders>
-              <w:top w:val="nil"/>
-              <w:left w:val="nil"/>
-              <w:bottom w:val="single" w:sz="4" w:space="0" w:color="auto"/>
-              <w:right w:val="single" w:sz="4" w:space="0" w:color="auto"/>
-            </w:tcBorders>
-            <w:vAlign w:val="center"/>
-            <w:hideMark/>
+            <w:r>
+              <w:t>{{ r.c3 }}</w:t>
+            </w:r>
+          </w:p>
+        </w:tc>
+        <w:tc>
+          <w:tcPr>
+            <w:tcW w:type="dxa" w:w="858"/>
           </w:tcPr>
           <w:p>
             <w:r/>
+            <w:r>
+              <w:t>{{ r.c4 }}</w:t>
+            </w:r>
+          </w:p>
+        </w:tc>
+        <w:tc>
+          <w:tcPr>
+            <w:tcW w:type="dxa" w:w="858"/>
+          </w:tcPr>
+          <w:p>
             <w:r/>
-          </w:p>
-        </w:tc>
-        <w:tc>
-          <w:tcPr>
-            <w:tcW w:w="492" w:type="pct"/>
-            <w:tcBorders>
-              <w:top w:val="nil"/>
-              <w:left w:val="nil"/>
-              <w:bottom w:val="single" w:sz="4" w:space="0" w:color="auto"/>
-              <w:right w:val="single" w:sz="4" w:space="0" w:color="auto"/>
-            </w:tcBorders>
-            <w:vAlign w:val="center"/>
-            <w:hideMark/>
+            <w:r>
+              <w:t>{{ r.c5 }}</w:t>
+            </w:r>
+          </w:p>
+        </w:tc>
+        <w:tc>
+          <w:tcPr>
+            <w:tcW w:type="dxa" w:w="858"/>
           </w:tcPr>
           <w:p>
             <w:r/>
+            <w:r>
+              <w:t>{{ r.c6 }}</w:t>
+            </w:r>
+          </w:p>
+        </w:tc>
+        <w:tc>
+          <w:tcPr>
+            <w:tcW w:type="dxa" w:w="858"/>
+          </w:tcPr>
+          <w:p>
             <w:r/>
-          </w:p>
-        </w:tc>
-        <w:tc>
-          <w:tcPr>
-            <w:tcW w:w="492" w:type="pct"/>
-            <w:tcBorders>
-              <w:top w:val="nil"/>
-              <w:left w:val="nil"/>
-              <w:bottom w:val="single" w:sz="4" w:space="0" w:color="auto"/>
-              <w:right w:val="single" w:sz="4" w:space="0" w:color="auto"/>
-            </w:tcBorders>
-            <w:vAlign w:val="center"/>
-            <w:hideMark/>
+            <w:r>
+              <w:t>{{ r.c7 }}</w:t>
+            </w:r>
+          </w:p>
+        </w:tc>
+        <w:tc>
+          <w:tcPr>
+            <w:tcW w:type="dxa" w:w="856"/>
           </w:tcPr>
           <w:p>
             <w:r/>
-            <w:r/>
-          </w:p>
-        </w:tc>
-        <w:tc>
-          <w:tcPr>
-            <w:tcW w:w="492" w:type="pct"/>
-            <w:tcBorders>
-              <w:top w:val="nil"/>
-              <w:left w:val="nil"/>
-              <w:bottom w:val="single" w:sz="4" w:space="0" w:color="auto"/>
-              <w:right w:val="single" w:sz="4" w:space="0" w:color="auto"/>
-            </w:tcBorders>
-            <w:vAlign w:val="center"/>
-            <w:hideMark/>
-          </w:tcPr>
-          <w:p>
-            <w:r/>
-            <w:r/>
-          </w:p>
-        </w:tc>
-        <w:tc>
-          <w:tcPr>
-            <w:tcW w:w="490" w:type="pct"/>
-            <w:tcBorders>
-              <w:top w:val="nil"/>
-              <w:left w:val="nil"/>
-              <w:bottom w:val="single" w:sz="4" w:space="0" w:color="auto"/>
-              <w:right w:val="single" w:sz="4" w:space="0" w:color="auto"/>
-            </w:tcBorders>
-            <w:vAlign w:val="center"/>
-            <w:hideMark/>
-          </w:tcPr>
-          <w:p>
-            <w:r/>
-            <w:r/>
+            <w:r>
+              <w:t>{{ r.c8 }}</w:t>
+            </w:r>
           </w:p>
         </w:tc>
       </w:tr>
       <w:tr>
-        <w:trPr>
-          <w:trHeight w:val="283"/>
-        </w:trPr>
-        <w:tc>
-          <w:tcPr>
-            <w:tcW w:w="882" w:type="pct"/>
-            <w:tcBorders>
-              <w:top w:val="nil"/>
-              <w:left w:val="single" w:sz="4" w:space="0" w:color="auto"/>
-              <w:bottom w:val="single" w:sz="4" w:space="0" w:color="auto"/>
-              <w:right w:val="single" w:sz="4" w:space="0" w:color="auto"/>
-            </w:tcBorders>
-            <w:vAlign w:val="center"/>
-            <w:hideMark/>
-          </w:tcPr>
-          <w:p>
-            <w:pPr>
-              <w:spacing w:after="0" w:line="240" w:lineRule="auto"/>
-              <w:rPr>
-                <w:rFonts w:ascii="Arial" w:eastAsia="Times New Roman" w:hAnsi="Arial" w:cs="Arial"/>
-                <w:b/>
-                <w:bCs/>
-                <w:color w:val="000000"/>
-                <w:kern w:val="0"/>
-                <w:lang w:eastAsia="en-IN"/>
-                <w14:ligatures w14:val="none"/>
-              </w:rPr>
-            </w:pPr>
-            <w:r>
-              <w:rPr>
-                <w:rFonts w:ascii="Arial" w:eastAsia="Times New Roman" w:hAnsi="Arial" w:cs="Arial"/>
-                <w:b/>
-                <w:bCs/>
-                <w:color w:val="000000"/>
-                <w:kern w:val="0"/>
-                <w:lang w:val="en-US" w:eastAsia="en-IN"/>
-                <w14:ligatures w14:val="none"/>
-              </w:rPr>
-              <w:t> </w:t>
-            </w:r>
-          </w:p>
-        </w:tc>
-        <w:tc>
-          <w:tcPr>
-            <w:tcW w:w="676" w:type="pct"/>
-            <w:tcBorders>
-              <w:top w:val="nil"/>
-              <w:left w:val="nil"/>
-              <w:bottom w:val="single" w:sz="4" w:space="0" w:color="auto"/>
-              <w:right w:val="single" w:sz="4" w:space="0" w:color="auto"/>
-            </w:tcBorders>
-            <w:vAlign w:val="center"/>
-            <w:hideMark/>
-          </w:tcPr>
-          <w:p>
-            <w:pPr>
-              <w:spacing w:after="0" w:line="240" w:lineRule="auto"/>
-              <w:rPr>
-                <w:rFonts w:ascii="Arial" w:eastAsia="Times New Roman" w:hAnsi="Arial" w:cs="Arial"/>
-                <w:b/>
-                <w:bCs/>
-                <w:color w:val="000000"/>
-                <w:kern w:val="0"/>
-                <w:lang w:eastAsia="en-IN"/>
-                <w14:ligatures w14:val="none"/>
-              </w:rPr>
-            </w:pPr>
-            <w:r>
-              <w:rPr>
-                <w:rFonts w:ascii="Arial" w:eastAsia="Times New Roman" w:hAnsi="Arial" w:cs="Arial"/>
-                <w:b/>
-                <w:bCs/>
-                <w:color w:val="000000"/>
-                <w:kern w:val="0"/>
-                <w:lang w:eastAsia="en-IN"/>
-                <w14:ligatures w14:val="none"/>
-              </w:rPr>
-              <w:t> </w:t>
-            </w:r>
-          </w:p>
-        </w:tc>
-        <w:tc>
-          <w:tcPr>
-            <w:tcW w:w="492" w:type="pct"/>
-            <w:tcBorders>
-              <w:top w:val="nil"/>
-              <w:left w:val="nil"/>
-              <w:bottom w:val="single" w:sz="4" w:space="0" w:color="auto"/>
-              <w:right w:val="single" w:sz="4" w:space="0" w:color="auto"/>
-            </w:tcBorders>
-            <w:vAlign w:val="center"/>
-            <w:hideMark/>
-          </w:tcPr>
-          <w:p>
-            <w:pPr>
-              <w:spacing w:after="0" w:line="240" w:lineRule="auto"/>
-              <w:rPr>
-                <w:rFonts w:ascii="Arial" w:eastAsia="Times New Roman" w:hAnsi="Arial" w:cs="Arial"/>
-                <w:b/>
-                <w:bCs/>
-                <w:color w:val="000000"/>
-                <w:kern w:val="0"/>
-                <w:lang w:eastAsia="en-IN"/>
-                <w14:ligatures w14:val="none"/>
-              </w:rPr>
-            </w:pPr>
-            <w:r>
-              <w:rPr>
-                <w:rFonts w:ascii="Arial" w:eastAsia="Times New Roman" w:hAnsi="Arial" w:cs="Arial"/>
-                <w:b/>
-                <w:bCs/>
-                <w:color w:val="000000"/>
-                <w:kern w:val="0"/>
-                <w:lang w:val="en-US" w:eastAsia="en-IN"/>
-                <w14:ligatures w14:val="none"/>
-              </w:rPr>
-              <w:t> </w:t>
-            </w:r>
-          </w:p>
-        </w:tc>
-        <w:tc>
-          <w:tcPr>
-            <w:tcW w:w="492" w:type="pct"/>
-            <w:tcBorders>
-              <w:top w:val="nil"/>
-              <w:left w:val="nil"/>
-              <w:bottom w:val="single" w:sz="4" w:space="0" w:color="auto"/>
-              <w:right w:val="single" w:sz="4" w:space="0" w:color="auto"/>
-            </w:tcBorders>
-            <w:vAlign w:val="center"/>
-            <w:hideMark/>
-          </w:tcPr>
-          <w:p>
-            <w:pPr>
-              <w:spacing w:after="0" w:line="240" w:lineRule="auto"/>
-              <w:rPr>
-                <w:rFonts w:ascii="Arial" w:eastAsia="Times New Roman" w:hAnsi="Arial" w:cs="Arial"/>
-                <w:b/>
-                <w:bCs/>
-                <w:color w:val="000000"/>
-                <w:kern w:val="0"/>
-                <w:lang w:eastAsia="en-IN"/>
-                <w14:ligatures w14:val="none"/>
-              </w:rPr>
-            </w:pPr>
-            <w:r>
-              <w:rPr>
-                <w:rFonts w:ascii="Arial" w:eastAsia="Times New Roman" w:hAnsi="Arial" w:cs="Arial"/>
-                <w:b/>
-                <w:bCs/>
-                <w:color w:val="000000"/>
-                <w:kern w:val="0"/>
-                <w:lang w:val="en-US" w:eastAsia="en-IN"/>
-                <w14:ligatures w14:val="none"/>
-              </w:rPr>
-              <w:t> </w:t>
-            </w:r>
-          </w:p>
-        </w:tc>
-        <w:tc>
-          <w:tcPr>
-            <w:tcW w:w="492" w:type="pct"/>
-            <w:tcBorders>
-              <w:top w:val="nil"/>
-              <w:left w:val="nil"/>
-              <w:bottom w:val="single" w:sz="4" w:space="0" w:color="auto"/>
-              <w:right w:val="single" w:sz="4" w:space="0" w:color="auto"/>
-            </w:tcBorders>
-            <w:vAlign w:val="center"/>
-            <w:hideMark/>
-          </w:tcPr>
-          <w:p>
-            <w:pPr>
-              <w:spacing w:after="0" w:line="240" w:lineRule="auto"/>
-              <w:rPr>
-                <w:rFonts w:ascii="Arial" w:eastAsia="Times New Roman" w:hAnsi="Arial" w:cs="Arial"/>
-                <w:b/>
-                <w:bCs/>
-                <w:color w:val="000000"/>
-                <w:kern w:val="0"/>
-                <w:lang w:eastAsia="en-IN"/>
-                <w14:ligatures w14:val="none"/>
-              </w:rPr>
-            </w:pPr>
-            <w:r>
-              <w:rPr>
-                <w:rFonts w:ascii="Arial" w:eastAsia="Times New Roman" w:hAnsi="Arial" w:cs="Arial"/>
-                <w:b/>
-                <w:bCs/>
-                <w:color w:val="000000"/>
-                <w:kern w:val="0"/>
-                <w:lang w:val="en-US" w:eastAsia="en-IN"/>
-                <w14:ligatures w14:val="none"/>
-              </w:rPr>
-              <w:t> </w:t>
-            </w:r>
-          </w:p>
-        </w:tc>
-        <w:tc>
-          <w:tcPr>
-            <w:tcW w:w="492" w:type="pct"/>
-            <w:tcBorders>
-              <w:top w:val="nil"/>
-              <w:left w:val="nil"/>
-              <w:bottom w:val="single" w:sz="4" w:space="0" w:color="auto"/>
-              <w:right w:val="single" w:sz="4" w:space="0" w:color="auto"/>
-            </w:tcBorders>
-            <w:vAlign w:val="center"/>
-            <w:hideMark/>
-          </w:tcPr>
-          <w:p>
-            <w:pPr>
-              <w:spacing w:after="0" w:line="240" w:lineRule="auto"/>
-              <w:rPr>
-                <w:rFonts w:ascii="Arial" w:eastAsia="Times New Roman" w:hAnsi="Arial" w:cs="Arial"/>
-                <w:b/>
-                <w:bCs/>
-                <w:color w:val="000000"/>
-                <w:kern w:val="0"/>
-                <w:lang w:eastAsia="en-IN"/>
-                <w14:ligatures w14:val="none"/>
-              </w:rPr>
-            </w:pPr>
-            <w:r>
-              <w:rPr>
-                <w:rFonts w:ascii="Arial" w:eastAsia="Times New Roman" w:hAnsi="Arial" w:cs="Arial"/>
-                <w:b/>
-                <w:bCs/>
-                <w:color w:val="000000"/>
-                <w:kern w:val="0"/>
-                <w:lang w:val="en-US" w:eastAsia="en-IN"/>
-                <w14:ligatures w14:val="none"/>
-              </w:rPr>
-              <w:t> </w:t>
-            </w:r>
-          </w:p>
-        </w:tc>
-        <w:tc>
-          <w:tcPr>
-            <w:tcW w:w="492" w:type="pct"/>
-            <w:tcBorders>
-              <w:top w:val="nil"/>
-              <w:left w:val="nil"/>
-              <w:bottom w:val="single" w:sz="4" w:space="0" w:color="auto"/>
-              <w:right w:val="single" w:sz="4" w:space="0" w:color="auto"/>
-            </w:tcBorders>
-            <w:vAlign w:val="center"/>
-            <w:hideMark/>
-          </w:tcPr>
-          <w:p>
-            <w:pPr>
-              <w:spacing w:after="0" w:line="240" w:lineRule="auto"/>
-              <w:rPr>
-                <w:rFonts w:ascii="Arial" w:eastAsia="Times New Roman" w:hAnsi="Arial" w:cs="Arial"/>
-                <w:b/>
-                <w:bCs/>
-                <w:color w:val="000000"/>
-                <w:kern w:val="0"/>
-                <w:lang w:eastAsia="en-IN"/>
-                <w14:ligatures w14:val="none"/>
-              </w:rPr>
-            </w:pPr>
-            <w:r>
-              <w:rPr>
-                <w:rFonts w:ascii="Arial" w:eastAsia="Times New Roman" w:hAnsi="Arial" w:cs="Arial"/>
-                <w:b/>
-                <w:bCs/>
-                <w:color w:val="000000"/>
-                <w:kern w:val="0"/>
-                <w:lang w:val="en-US" w:eastAsia="en-IN"/>
-                <w14:ligatures w14:val="none"/>
-              </w:rPr>
-              <w:t> </w:t>
-            </w:r>
-          </w:p>
-        </w:tc>
-        <w:tc>
-          <w:tcPr>
-            <w:tcW w:w="492" w:type="pct"/>
-            <w:tcBorders>
-              <w:top w:val="nil"/>
-              <w:left w:val="nil"/>
-              <w:bottom w:val="single" w:sz="4" w:space="0" w:color="auto"/>
-              <w:right w:val="single" w:sz="4" w:space="0" w:color="auto"/>
-            </w:tcBorders>
-            <w:vAlign w:val="center"/>
-            <w:hideMark/>
-          </w:tcPr>
-          <w:p>
-            <w:pPr>
-              <w:spacing w:after="0" w:line="240" w:lineRule="auto"/>
-              <w:rPr>
-                <w:rFonts w:ascii="Arial" w:eastAsia="Times New Roman" w:hAnsi="Arial" w:cs="Arial"/>
-                <w:b/>
-                <w:bCs/>
-                <w:color w:val="000000"/>
-                <w:kern w:val="0"/>
-                <w:lang w:eastAsia="en-IN"/>
-                <w14:ligatures w14:val="none"/>
-              </w:rPr>
-            </w:pPr>
-            <w:r>
-              <w:rPr>
-                <w:rFonts w:ascii="Arial" w:eastAsia="Times New Roman" w:hAnsi="Arial" w:cs="Arial"/>
-                <w:b/>
-                <w:bCs/>
-                <w:color w:val="000000"/>
-                <w:kern w:val="0"/>
-                <w:lang w:val="en-US" w:eastAsia="en-IN"/>
-                <w14:ligatures w14:val="none"/>
-              </w:rPr>
-              <w:t> </w:t>
-            </w:r>
-          </w:p>
-        </w:tc>
-        <w:tc>
-          <w:tcPr>
-            <w:tcW w:w="490" w:type="pct"/>
-            <w:tcBorders>
-              <w:top w:val="nil"/>
-              <w:left w:val="nil"/>
-              <w:bottom w:val="single" w:sz="4" w:space="0" w:color="auto"/>
-              <w:right w:val="single" w:sz="4" w:space="0" w:color="auto"/>
-            </w:tcBorders>
-            <w:vAlign w:val="center"/>
-            <w:hideMark/>
-          </w:tcPr>
-          <w:p>
-            <w:pPr>
-              <w:spacing w:after="0" w:line="240" w:lineRule="auto"/>
-              <w:rPr>
-                <w:rFonts w:ascii="Arial" w:eastAsia="Times New Roman" w:hAnsi="Arial" w:cs="Arial"/>
-                <w:b/>
-                <w:bCs/>
-                <w:color w:val="000000"/>
-                <w:kern w:val="0"/>
-                <w:lang w:eastAsia="en-IN"/>
-                <w14:ligatures w14:val="none"/>
-              </w:rPr>
-            </w:pPr>
-            <w:r>
-              <w:rPr>
-                <w:rFonts w:ascii="Arial" w:eastAsia="Times New Roman" w:hAnsi="Arial" w:cs="Arial"/>
-                <w:b/>
-                <w:bCs/>
-                <w:color w:val="000000"/>
-                <w:kern w:val="0"/>
-                <w:lang w:val="en-US" w:eastAsia="en-IN"/>
-                <w14:ligatures w14:val="none"/>
-              </w:rPr>
-              <w:t> </w:t>
-            </w:r>
-          </w:p>
+        <w:tc>
+          <w:tcPr>
+            <w:tcW w:type="dxa" w:w="1683"/>
+          </w:tcPr>
+          <w:p>
+            <w:r/>
+            <w:r>
+              <w:t>{%tr endfor %}</w:t>
+            </w:r>
+          </w:p>
+        </w:tc>
+        <w:tc>
+          <w:tcPr>
+            <w:tcW w:type="dxa" w:w="1329"/>
+          </w:tcPr>
+          <w:p/>
+        </w:tc>
+        <w:tc>
+          <w:tcPr>
+            <w:tcW w:type="dxa" w:w="858"/>
+          </w:tcPr>
+          <w:p/>
+        </w:tc>
+        <w:tc>
+          <w:tcPr>
+            <w:tcW w:type="dxa" w:w="858"/>
+          </w:tcPr>
+          <w:p/>
+        </w:tc>
+        <w:tc>
+          <w:tcPr>
+            <w:tcW w:type="dxa" w:w="858"/>
+          </w:tcPr>
+          <w:p/>
+        </w:tc>
+        <w:tc>
+          <w:tcPr>
+            <w:tcW w:type="dxa" w:w="858"/>
+          </w:tcPr>
+          <w:p/>
+        </w:tc>
+        <w:tc>
+          <w:tcPr>
+            <w:tcW w:type="dxa" w:w="858"/>
+          </w:tcPr>
+          <w:p/>
+        </w:tc>
+        <w:tc>
+          <w:tcPr>
+            <w:tcW w:type="dxa" w:w="858"/>
+          </w:tcPr>
+          <w:p/>
+        </w:tc>
+        <w:tc>
+          <w:tcPr>
+            <w:tcW w:type="dxa" w:w="856"/>
+          </w:tcPr>
+          <w:p/>
         </w:tc>
       </w:tr>
     </w:tbl>

--- a/datasheet_gen/word_templates/PFMF.docx
+++ b/datasheet_gen/word_templates/PFMF.docx
@@ -433,6 +433,7 @@
       <w:tr>
         <w:trPr>
           <w:trHeight w:val="737"/>
+          <w:tblHeader/>
         </w:trPr>
         <w:tc>
           <w:tcPr>
@@ -1402,9 +1403,143 @@
             <w:vAlign w:val="center"/>
           </w:tcPr>
           <w:p>
-            <w:r/>
-            <w:r>
-              <w:t>{{ test_level }}</w:t>
+            <w:pPr>
+              <w:spacing w:line="276" w:lineRule="auto"/>
+              <w:rPr>
+                <w:rFonts w:ascii="Arial" w:hAnsi="Arial" w:cs="Arial"/>
+                <w:lang w:val="en-US"/>
+              </w:rPr>
+            </w:pPr>
+            <w:r>
+              <w:rPr>
+                <w:rFonts w:ascii="Arial" w:hAnsi="Arial" w:cs="Arial"/>
+                <w:lang w:val="en-US"/>
+              </w:rPr>
+              <w:t xml:space="preserve"> </w:t>
+            </w:r>
+            <w:sdt>
+              <w:sdtPr>
+                <w:rPr>
+                  <w:rFonts w:ascii="Arial" w:hAnsi="Arial" w:cs="Arial"/>
+                  <w:lang w:val="en-US"/>
+                </w:rPr>
+                <w:id w:val="1707369276"/>
+                <w14:checkbox>
+                  <w14:checked w14:val="0"/>
+                  <w14:checkedState w14:val="2612" w14:font="MS Gothic"/>
+                  <w14:uncheckedState w14:val="2610" w14:font="MS Gothic"/>
+                </w14:checkbox>
+              </w:sdtPr>
+              <w:sdtEndPr/>
+              <w:sdtContent>
+                <w:r>
+                  <w:rPr>
+                    <w:rFonts w:ascii="Segoe UI Symbol" w:eastAsia="MS Gothic" w:hAnsi="Segoe UI Symbol" w:cs="Segoe UI Symbol"/>
+                    <w:lang w:val="en-US"/>
+                  </w:rPr>
+                  <w:t>☐</w:t>
+                </w:r>
+              </w:sdtContent>
+            </w:sdt>
+            <w:r>
+              <w:rPr>
+                <w:rFonts w:ascii="Arial" w:hAnsi="Arial" w:cs="Arial"/>
+                <w:lang w:val="en-US"/>
+              </w:rPr>
+              <w:t xml:space="preserve"> 1A/m    </w:t>
+            </w:r>
+            <w:sdt>
+              <w:sdtPr>
+                <w:rPr>
+                  <w:rFonts w:ascii="Arial" w:hAnsi="Arial" w:cs="Arial"/>
+                  <w:lang w:val="en-US"/>
+                </w:rPr>
+                <w:id w:val="1587577697"/>
+                <w14:checkbox>
+                  <w14:checked w14:val="0"/>
+                  <w14:checkedState w14:val="2612" w14:font="MS Gothic"/>
+                  <w14:uncheckedState w14:val="2610" w14:font="MS Gothic"/>
+                </w14:checkbox>
+              </w:sdtPr>
+              <w:sdtEndPr/>
+              <w:sdtContent>
+                <w:r>
+                  <w:rPr>
+                    <w:rFonts w:ascii="Segoe UI Symbol" w:eastAsia="MS Gothic" w:hAnsi="Segoe UI Symbol" w:cs="Segoe UI Symbol"/>
+                    <w:lang w:val="en-US"/>
+                  </w:rPr>
+                  <w:t>☐</w:t>
+                </w:r>
+              </w:sdtContent>
+            </w:sdt>
+            <w:r>
+              <w:rPr>
+                <w:rFonts w:ascii="Arial" w:hAnsi="Arial" w:cs="Arial"/>
+                <w:lang w:val="en-US"/>
+              </w:rPr>
+              <w:t xml:space="preserve">   3A/m    </w:t>
+            </w:r>
+            <w:sdt>
+              <w:sdtPr>
+                <w:rPr>
+                  <w:rFonts w:ascii="Arial" w:hAnsi="Arial" w:cs="Arial"/>
+                  <w:lang w:val="en-US"/>
+                </w:rPr>
+                <w:id w:val="1972622141"/>
+                <w14:checkbox>
+                  <w14:checked w14:val="0"/>
+                  <w14:checkedState w14:val="2612" w14:font="MS Gothic"/>
+                  <w14:uncheckedState w14:val="2610" w14:font="MS Gothic"/>
+                </w14:checkbox>
+              </w:sdtPr>
+              <w:sdtEndPr/>
+              <w:sdtContent>
+                <w:r>
+                  <w:rPr>
+                    <w:rFonts w:ascii="Segoe UI Symbol" w:eastAsia="MS Gothic" w:hAnsi="Segoe UI Symbol" w:cs="Segoe UI Symbol"/>
+                    <w:lang w:val="en-US"/>
+                  </w:rPr>
+                  <w:t>☐</w:t>
+                </w:r>
+              </w:sdtContent>
+            </w:sdt>
+            <w:r>
+              <w:rPr>
+                <w:rFonts w:ascii="Arial" w:hAnsi="Arial" w:cs="Arial"/>
+                <w:lang w:val="en-US"/>
+              </w:rPr>
+              <w:t xml:space="preserve"> 30A/m       </w:t>
+            </w:r>
+            <w:sdt>
+              <w:sdtPr>
+                <w:rPr>
+                  <w:rFonts w:ascii="Arial" w:hAnsi="Arial" w:cs="Arial"/>
+                  <w:lang w:val="en-US"/>
+                </w:rPr>
+                <w:id w:val="654581443"/>
+                <w14:checkbox>
+                  <w14:checked w14:val="0"/>
+                  <w14:checkedState w14:val="2612" w14:font="MS Gothic"/>
+                  <w14:uncheckedState w14:val="2610" w14:font="MS Gothic"/>
+                </w14:checkbox>
+              </w:sdtPr>
+              <w:sdtEndPr/>
+              <w:sdtContent>
+                <w:r>
+                  <w:rPr>
+                    <w:rFonts w:ascii="Segoe UI Symbol" w:eastAsia="MS Gothic" w:hAnsi="Segoe UI Symbol" w:cs="Segoe UI Symbol"/>
+                    <w:lang w:val="en-US"/>
+                  </w:rPr>
+                  <w:t>☐</w:t>
+                </w:r>
+              </w:sdtContent>
+            </w:sdt>
+            <w:r>
+              <w:rPr>
+                <w:rFonts w:ascii="Arial" w:hAnsi="Arial" w:cs="Arial"/>
+                <w:lang w:val="en-US"/>
+              </w:rPr>
+              <w:t xml:space="preserve">  Custom______</w:t>
             </w:r>
           </w:p>
         </w:tc>
@@ -1443,7 +1578,7 @@
           <w:p>
             <w:r/>
             <w:r>
-              <w:t>{{ test_method }}</w:t>
+              <w:t>{{ test_method_1a_m_3a_m_30a_m_custom }}</w:t>
             </w:r>
           </w:p>
         </w:tc>
@@ -1454,7 +1589,9 @@
           </w:tcPr>
           <w:p>
             <w:r/>
-            <w:r/>
+            <w:r>
+              <w:t>{{ test_method_1a_m_3a_m_30a_m_custom_2 }}</w:t>
+            </w:r>
           </w:p>
         </w:tc>
       </w:tr>
@@ -1492,7 +1629,7 @@
           <w:p>
             <w:r/>
             <w:r>
-              <w:t>{{ coil_orientation }}</w:t>
+              <w:t>{{ coil_orientation_1a_m_3a_m_30a_m_custom }}</w:t>
             </w:r>
           </w:p>
         </w:tc>
@@ -1503,7 +1640,9 @@
           </w:tcPr>
           <w:p>
             <w:r/>
-            <w:r/>
+            <w:r>
+              <w:t>{{ coil_orientation_1a_m_3a_m_30a_m_custom_2 }}</w:t>
+            </w:r>
           </w:p>
         </w:tc>
       </w:tr>
@@ -1725,7 +1864,7 @@
           <w:p>
             <w:r/>
             <w:r>
-              <w:t>{{ eut_configuration }}</w:t>
+              <w:t>{{ eut_configuration_1a_m_3a_m_30a_m_custom }}</w:t>
             </w:r>
           </w:p>
         </w:tc>
@@ -1736,7 +1875,9 @@
           </w:tcPr>
           <w:p>
             <w:r/>
-            <w:r/>
+            <w:r>
+              <w:t>{{ eut_configuration_1a_m_3a_m_30a_m_custom_2 }}</w:t>
+            </w:r>
           </w:p>
         </w:tc>
       </w:tr>
@@ -2172,327 +2313,761 @@
         <w:gridCol w:w="856"/>
       </w:tblGrid>
       <w:tr>
-        <w:tc>
-          <w:tcPr>
-            <w:tcW w:type="dxa" w:w="1683"/>
+        <w:trPr>
+          <w:trHeight w:val="283"/>
+        </w:trPr>
+        <w:tc>
+          <w:tcPr>
+            <w:tcW w:w="882" w:type="pct"/>
+            <w:vMerge w:val="restart"/>
+            <w:tcBorders>
+              <w:top w:val="single" w:sz="4" w:space="0" w:color="auto"/>
+              <w:left w:val="single" w:sz="4" w:space="0" w:color="auto"/>
+              <w:bottom w:val="single" w:sz="4" w:space="0" w:color="000000"/>
+              <w:right w:val="single" w:sz="4" w:space="0" w:color="auto"/>
+            </w:tcBorders>
+            <w:vAlign w:val="center"/>
+            <w:hideMark/>
+          </w:tcPr>
+          <w:p>
+            <w:pPr>
+              <w:spacing w:after="0" w:line="240" w:lineRule="auto"/>
+              <w:jc w:val="center"/>
+              <w:rPr>
+                <w:rFonts w:ascii="Arial" w:eastAsia="Times New Roman" w:hAnsi="Arial" w:cs="Arial"/>
+                <w:b/>
+                <w:bCs/>
+                <w:color w:val="000000"/>
+                <w:kern w:val="0"/>
+                <w:lang w:eastAsia="en-IN"/>
+                <w14:ligatures w14:val="none"/>
+              </w:rPr>
+            </w:pPr>
+            <w:r>
+              <w:rPr>
+                <w:rFonts w:ascii="Arial" w:eastAsia="Times New Roman" w:hAnsi="Arial" w:cs="Arial"/>
+                <w:b/>
+                <w:bCs/>
+                <w:color w:val="000000"/>
+                <w:kern w:val="0"/>
+                <w:lang w:val="en-US" w:eastAsia="en-IN"/>
+                <w14:ligatures w14:val="none"/>
+              </w:rPr>
+              <w:t>Field Strength(A/m)</w:t>
+            </w:r>
+          </w:p>
+        </w:tc>
+        <w:tc>
+          <w:tcPr>
+            <w:tcW w:w="676" w:type="pct"/>
+            <w:vMerge w:val="restart"/>
+            <w:tcBorders>
+              <w:top w:val="single" w:sz="4" w:space="0" w:color="auto"/>
+              <w:left w:val="single" w:sz="4" w:space="0" w:color="auto"/>
+              <w:bottom w:val="single" w:sz="4" w:space="0" w:color="000000"/>
+              <w:right w:val="single" w:sz="4" w:space="0" w:color="auto"/>
+            </w:tcBorders>
+            <w:vAlign w:val="center"/>
+            <w:hideMark/>
+          </w:tcPr>
+          <w:p>
+            <w:pPr>
+              <w:spacing w:after="0" w:line="240" w:lineRule="auto"/>
+              <w:jc w:val="center"/>
+              <w:rPr>
+                <w:rFonts w:ascii="Arial" w:eastAsia="Times New Roman" w:hAnsi="Arial" w:cs="Arial"/>
+                <w:b/>
+                <w:bCs/>
+                <w:color w:val="000000"/>
+                <w:kern w:val="0"/>
+                <w:lang w:eastAsia="en-IN"/>
+                <w14:ligatures w14:val="none"/>
+              </w:rPr>
+            </w:pPr>
+            <w:r>
+              <w:rPr>
+                <w:rFonts w:ascii="Arial" w:eastAsia="Times New Roman" w:hAnsi="Arial" w:cs="Arial"/>
+                <w:b/>
+                <w:bCs/>
+                <w:color w:val="000000"/>
+                <w:kern w:val="0"/>
+                <w:lang w:val="en-US" w:eastAsia="en-IN"/>
+                <w14:ligatures w14:val="none"/>
+              </w:rPr>
+              <w:t xml:space="preserve">Power Frequency </w:t>
+            </w:r>
+          </w:p>
+        </w:tc>
+        <w:tc>
+          <w:tcPr>
+            <w:tcW w:w="3442" w:type="pct"/>
+            <w:gridSpan w:val="7"/>
+            <w:tcBorders>
+              <w:top w:val="single" w:sz="4" w:space="0" w:color="auto"/>
+              <w:left w:val="nil"/>
+              <w:bottom w:val="single" w:sz="4" w:space="0" w:color="auto"/>
+              <w:right w:val="single" w:sz="4" w:space="0" w:color="auto"/>
+            </w:tcBorders>
+            <w:vAlign w:val="center"/>
+            <w:hideMark/>
           </w:tcPr>
           <w:p>
             <w:r/>
             <w:r>
-              <w:t>Field Strength (A/m)</w:t>
-            </w:r>
-          </w:p>
-        </w:tc>
-        <w:tc>
-          <w:tcPr>
-            <w:tcW w:type="dxa" w:w="1329"/>
-          </w:tcPr>
-          <w:p>
-            <w:r/>
-            <w:r>
-              <w:t>Power Frequency</w:t>
-            </w:r>
-          </w:p>
-        </w:tc>
-        <w:tc>
-          <w:tcPr>
-            <w:tcW w:type="dxa" w:w="858"/>
-          </w:tcPr>
-          <w:p>
-            <w:r/>
-            <w:r>
-              <w:t>Proximity 0°</w:t>
-            </w:r>
-          </w:p>
-        </w:tc>
-        <w:tc>
-          <w:tcPr>
-            <w:tcW w:type="dxa" w:w="858"/>
-          </w:tcPr>
-          <w:p>
-            <w:r/>
-            <w:r>
-              <w:t>Proximity 90°</w:t>
-            </w:r>
-          </w:p>
-        </w:tc>
-        <w:tc>
-          <w:tcPr>
-            <w:tcW w:type="dxa" w:w="858"/>
-          </w:tcPr>
-          <w:p>
-            <w:r/>
-            <w:r>
-              <w:t>Proximity 180°</w:t>
-            </w:r>
-          </w:p>
-        </w:tc>
-        <w:tc>
-          <w:tcPr>
-            <w:tcW w:type="dxa" w:w="858"/>
-          </w:tcPr>
-          <w:p>
-            <w:r/>
-            <w:r>
-              <w:t>Proximity 270°</w:t>
-            </w:r>
-          </w:p>
-        </w:tc>
-        <w:tc>
-          <w:tcPr>
-            <w:tcW w:type="dxa" w:w="858"/>
-          </w:tcPr>
-          <w:p>
-            <w:r/>
-            <w:r>
-              <w:t>Immersion X</w:t>
-            </w:r>
-          </w:p>
-        </w:tc>
-        <w:tc>
-          <w:tcPr>
-            <w:tcW w:type="dxa" w:w="858"/>
-          </w:tcPr>
-          <w:p>
-            <w:r/>
-            <w:r>
-              <w:t>Immersion Y</w:t>
-            </w:r>
-          </w:p>
-        </w:tc>
-        <w:tc>
-          <w:tcPr>
-            <w:tcW w:type="dxa" w:w="856"/>
-          </w:tcPr>
-          <w:p>
-            <w:r/>
-            <w:r>
-              <w:t>Immersion Z</w:t>
+              <w:t>{{ field_strength_power_frequency }}</w:t>
             </w:r>
           </w:p>
         </w:tc>
       </w:tr>
       <w:tr>
-        <w:tc>
-          <w:tcPr>
-            <w:tcW w:type="dxa" w:w="1683"/>
+        <w:trPr>
+          <w:trHeight w:val="283"/>
+        </w:trPr>
+        <w:tc>
+          <w:tcPr>
+            <w:tcW w:w="882" w:type="pct"/>
+            <w:vMerge/>
+            <w:tcBorders>
+              <w:top w:val="single" w:sz="4" w:space="0" w:color="auto"/>
+              <w:left w:val="single" w:sz="4" w:space="0" w:color="auto"/>
+              <w:bottom w:val="single" w:sz="4" w:space="0" w:color="000000"/>
+              <w:right w:val="single" w:sz="4" w:space="0" w:color="auto"/>
+            </w:tcBorders>
+            <w:vAlign w:val="center"/>
+            <w:hideMark/>
+          </w:tcPr>
+          <w:p>
+            <w:pPr>
+              <w:spacing w:after="0" w:line="240" w:lineRule="auto"/>
+              <w:rPr>
+                <w:rFonts w:ascii="Arial" w:eastAsia="Times New Roman" w:hAnsi="Arial" w:cs="Arial"/>
+                <w:b/>
+                <w:bCs/>
+                <w:color w:val="000000"/>
+                <w:kern w:val="0"/>
+                <w:lang w:eastAsia="en-IN"/>
+                <w14:ligatures w14:val="none"/>
+              </w:rPr>
+            </w:pPr>
+          </w:p>
+        </w:tc>
+        <w:tc>
+          <w:tcPr>
+            <w:tcW w:w="676" w:type="pct"/>
+            <w:vMerge/>
+            <w:tcBorders>
+              <w:top w:val="single" w:sz="4" w:space="0" w:color="auto"/>
+              <w:left w:val="single" w:sz="4" w:space="0" w:color="auto"/>
+              <w:bottom w:val="single" w:sz="4" w:space="0" w:color="000000"/>
+              <w:right w:val="single" w:sz="4" w:space="0" w:color="auto"/>
+            </w:tcBorders>
+            <w:vAlign w:val="center"/>
+            <w:hideMark/>
+          </w:tcPr>
+          <w:p>
+            <w:pPr>
+              <w:spacing w:after="0" w:line="240" w:lineRule="auto"/>
+              <w:rPr>
+                <w:rFonts w:ascii="Arial" w:eastAsia="Times New Roman" w:hAnsi="Arial" w:cs="Arial"/>
+                <w:b/>
+                <w:bCs/>
+                <w:color w:val="000000"/>
+                <w:kern w:val="0"/>
+                <w:lang w:eastAsia="en-IN"/>
+                <w14:ligatures w14:val="none"/>
+              </w:rPr>
+            </w:pPr>
+          </w:p>
+        </w:tc>
+        <w:tc>
+          <w:tcPr>
+            <w:tcW w:w="1968" w:type="pct"/>
+            <w:gridSpan w:val="4"/>
+            <w:tcBorders>
+              <w:top w:val="single" w:sz="4" w:space="0" w:color="auto"/>
+              <w:left w:val="nil"/>
+              <w:bottom w:val="single" w:sz="4" w:space="0" w:color="auto"/>
+              <w:right w:val="single" w:sz="4" w:space="0" w:color="auto"/>
+            </w:tcBorders>
+            <w:vAlign w:val="center"/>
+            <w:hideMark/>
           </w:tcPr>
           <w:p>
             <w:r/>
             <w:r>
-              <w:t>{%tr for r in obs_pfmf %}</w:t>
-            </w:r>
-          </w:p>
-        </w:tc>
-        <w:tc>
-          <w:tcPr>
-            <w:tcW w:type="dxa" w:w="1329"/>
-          </w:tcPr>
-          <w:p/>
-        </w:tc>
-        <w:tc>
-          <w:tcPr>
-            <w:tcW w:type="dxa" w:w="858"/>
-          </w:tcPr>
-          <w:p/>
-        </w:tc>
-        <w:tc>
-          <w:tcPr>
-            <w:tcW w:type="dxa" w:w="858"/>
-          </w:tcPr>
-          <w:p/>
-        </w:tc>
-        <w:tc>
-          <w:tcPr>
-            <w:tcW w:type="dxa" w:w="858"/>
-          </w:tcPr>
-          <w:p/>
-        </w:tc>
-        <w:tc>
-          <w:tcPr>
-            <w:tcW w:type="dxa" w:w="858"/>
-          </w:tcPr>
-          <w:p/>
-        </w:tc>
-        <w:tc>
-          <w:tcPr>
-            <w:tcW w:type="dxa" w:w="858"/>
-          </w:tcPr>
-          <w:p/>
-        </w:tc>
-        <w:tc>
-          <w:tcPr>
-            <w:tcW w:type="dxa" w:w="858"/>
-          </w:tcPr>
-          <w:p/>
-        </w:tc>
-        <w:tc>
-          <w:tcPr>
-            <w:tcW w:type="dxa" w:w="856"/>
-          </w:tcPr>
-          <w:p/>
+              <w:t>{{ field_strength_power_frequency_col_2 }}</w:t>
+            </w:r>
+          </w:p>
+        </w:tc>
+        <w:tc>
+          <w:tcPr>
+            <w:tcW w:w="1474" w:type="pct"/>
+            <w:gridSpan w:val="3"/>
+            <w:tcBorders>
+              <w:top w:val="single" w:sz="4" w:space="0" w:color="auto"/>
+              <w:left w:val="nil"/>
+              <w:bottom w:val="single" w:sz="4" w:space="0" w:color="auto"/>
+              <w:right w:val="single" w:sz="4" w:space="0" w:color="auto"/>
+            </w:tcBorders>
+            <w:vAlign w:val="center"/>
+            <w:hideMark/>
+          </w:tcPr>
+          <w:p>
+            <w:r/>
+            <w:r>
+              <w:t>{{ field_strength_power_frequency_col_6 }}</w:t>
+            </w:r>
+          </w:p>
         </w:tc>
       </w:tr>
       <w:tr>
-        <w:tc>
-          <w:tcPr>
-            <w:tcW w:type="dxa" w:w="1683"/>
+        <w:trPr>
+          <w:trHeight w:val="283"/>
+        </w:trPr>
+        <w:tc>
+          <w:tcPr>
+            <w:tcW w:w="882" w:type="pct"/>
+            <w:vMerge/>
+            <w:tcBorders>
+              <w:top w:val="single" w:sz="4" w:space="0" w:color="auto"/>
+              <w:left w:val="single" w:sz="4" w:space="0" w:color="auto"/>
+              <w:bottom w:val="single" w:sz="4" w:space="0" w:color="000000"/>
+              <w:right w:val="single" w:sz="4" w:space="0" w:color="auto"/>
+            </w:tcBorders>
+            <w:vAlign w:val="center"/>
+            <w:hideMark/>
+          </w:tcPr>
+          <w:p>
+            <w:pPr>
+              <w:spacing w:after="0" w:line="240" w:lineRule="auto"/>
+              <w:rPr>
+                <w:rFonts w:ascii="Arial" w:eastAsia="Times New Roman" w:hAnsi="Arial" w:cs="Arial"/>
+                <w:b/>
+                <w:bCs/>
+                <w:color w:val="000000"/>
+                <w:kern w:val="0"/>
+                <w:lang w:eastAsia="en-IN"/>
+                <w14:ligatures w14:val="none"/>
+              </w:rPr>
+            </w:pPr>
+          </w:p>
+        </w:tc>
+        <w:tc>
+          <w:tcPr>
+            <w:tcW w:w="676" w:type="pct"/>
+            <w:vMerge/>
+            <w:tcBorders>
+              <w:top w:val="single" w:sz="4" w:space="0" w:color="auto"/>
+              <w:left w:val="single" w:sz="4" w:space="0" w:color="auto"/>
+              <w:bottom w:val="single" w:sz="4" w:space="0" w:color="000000"/>
+              <w:right w:val="single" w:sz="4" w:space="0" w:color="auto"/>
+            </w:tcBorders>
+            <w:vAlign w:val="center"/>
+            <w:hideMark/>
+          </w:tcPr>
+          <w:p>
+            <w:pPr>
+              <w:spacing w:after="0" w:line="240" w:lineRule="auto"/>
+              <w:rPr>
+                <w:rFonts w:ascii="Arial" w:eastAsia="Times New Roman" w:hAnsi="Arial" w:cs="Arial"/>
+                <w:b/>
+                <w:bCs/>
+                <w:color w:val="000000"/>
+                <w:kern w:val="0"/>
+                <w:lang w:eastAsia="en-IN"/>
+                <w14:ligatures w14:val="none"/>
+              </w:rPr>
+            </w:pPr>
+          </w:p>
+        </w:tc>
+        <w:tc>
+          <w:tcPr>
+            <w:tcW w:w="492" w:type="pct"/>
+            <w:tcBorders>
+              <w:top w:val="nil"/>
+              <w:left w:val="nil"/>
+              <w:bottom w:val="single" w:sz="4" w:space="0" w:color="auto"/>
+              <w:right w:val="single" w:sz="4" w:space="0" w:color="auto"/>
+            </w:tcBorders>
+            <w:vAlign w:val="center"/>
+            <w:hideMark/>
           </w:tcPr>
           <w:p>
             <w:r/>
             <w:r>
-              <w:t>{{ r.c0 }}</w:t>
-            </w:r>
-          </w:p>
-        </w:tc>
-        <w:tc>
-          <w:tcPr>
-            <w:tcW w:type="dxa" w:w="1329"/>
+              <w:t>{{ field_strength_power_frequency_col_2_2 }}</w:t>
+            </w:r>
+          </w:p>
+        </w:tc>
+        <w:tc>
+          <w:tcPr>
+            <w:tcW w:w="492" w:type="pct"/>
+            <w:tcBorders>
+              <w:top w:val="nil"/>
+              <w:left w:val="nil"/>
+              <w:bottom w:val="single" w:sz="4" w:space="0" w:color="auto"/>
+              <w:right w:val="single" w:sz="4" w:space="0" w:color="auto"/>
+            </w:tcBorders>
+            <w:vAlign w:val="center"/>
+            <w:hideMark/>
           </w:tcPr>
           <w:p>
             <w:r/>
             <w:r>
-              <w:t>{{ r.c1 }}</w:t>
-            </w:r>
-          </w:p>
-        </w:tc>
-        <w:tc>
-          <w:tcPr>
-            <w:tcW w:type="dxa" w:w="858"/>
+              <w:t>{{ field_strength_power_frequency_col_3 }}</w:t>
+            </w:r>
+          </w:p>
+        </w:tc>
+        <w:tc>
+          <w:tcPr>
+            <w:tcW w:w="492" w:type="pct"/>
+            <w:tcBorders>
+              <w:top w:val="nil"/>
+              <w:left w:val="nil"/>
+              <w:bottom w:val="single" w:sz="4" w:space="0" w:color="auto"/>
+              <w:right w:val="single" w:sz="4" w:space="0" w:color="auto"/>
+            </w:tcBorders>
+            <w:vAlign w:val="center"/>
+            <w:hideMark/>
           </w:tcPr>
           <w:p>
             <w:r/>
             <w:r>
-              <w:t>{{ r.c2 }}</w:t>
-            </w:r>
-          </w:p>
-        </w:tc>
-        <w:tc>
-          <w:tcPr>
-            <w:tcW w:type="dxa" w:w="858"/>
+              <w:t>{{ field_strength_power_frequency_col_4 }}</w:t>
+            </w:r>
+          </w:p>
+        </w:tc>
+        <w:tc>
+          <w:tcPr>
+            <w:tcW w:w="492" w:type="pct"/>
+            <w:tcBorders>
+              <w:top w:val="nil"/>
+              <w:left w:val="nil"/>
+              <w:bottom w:val="single" w:sz="4" w:space="0" w:color="auto"/>
+              <w:right w:val="single" w:sz="4" w:space="0" w:color="auto"/>
+            </w:tcBorders>
+            <w:vAlign w:val="center"/>
+            <w:hideMark/>
           </w:tcPr>
           <w:p>
             <w:r/>
             <w:r>
-              <w:t>{{ r.c3 }}</w:t>
-            </w:r>
-          </w:p>
-        </w:tc>
-        <w:tc>
-          <w:tcPr>
-            <w:tcW w:type="dxa" w:w="858"/>
+              <w:t>{{ field_strength_power_frequency_col_5 }}</w:t>
+            </w:r>
+          </w:p>
+        </w:tc>
+        <w:tc>
+          <w:tcPr>
+            <w:tcW w:w="492" w:type="pct"/>
+            <w:tcBorders>
+              <w:top w:val="nil"/>
+              <w:left w:val="nil"/>
+              <w:bottom w:val="single" w:sz="4" w:space="0" w:color="auto"/>
+              <w:right w:val="single" w:sz="4" w:space="0" w:color="auto"/>
+            </w:tcBorders>
+            <w:vAlign w:val="center"/>
+            <w:hideMark/>
           </w:tcPr>
           <w:p>
             <w:r/>
             <w:r>
-              <w:t>{{ r.c4 }}</w:t>
-            </w:r>
-          </w:p>
-        </w:tc>
-        <w:tc>
-          <w:tcPr>
-            <w:tcW w:type="dxa" w:w="858"/>
+              <w:t>{{ field_strength_power_frequency_col_6_2 }}</w:t>
+            </w:r>
+          </w:p>
+        </w:tc>
+        <w:tc>
+          <w:tcPr>
+            <w:tcW w:w="492" w:type="pct"/>
+            <w:tcBorders>
+              <w:top w:val="nil"/>
+              <w:left w:val="nil"/>
+              <w:bottom w:val="single" w:sz="4" w:space="0" w:color="auto"/>
+              <w:right w:val="single" w:sz="4" w:space="0" w:color="auto"/>
+            </w:tcBorders>
+            <w:vAlign w:val="center"/>
+            <w:hideMark/>
           </w:tcPr>
           <w:p>
             <w:r/>
             <w:r>
-              <w:t>{{ r.c5 }}</w:t>
-            </w:r>
-          </w:p>
-        </w:tc>
-        <w:tc>
-          <w:tcPr>
-            <w:tcW w:type="dxa" w:w="858"/>
+              <w:t>{{ field_strength_power_frequency_col_7 }}</w:t>
+            </w:r>
+          </w:p>
+        </w:tc>
+        <w:tc>
+          <w:tcPr>
+            <w:tcW w:w="490" w:type="pct"/>
+            <w:tcBorders>
+              <w:top w:val="nil"/>
+              <w:left w:val="nil"/>
+              <w:bottom w:val="single" w:sz="4" w:space="0" w:color="auto"/>
+              <w:right w:val="single" w:sz="4" w:space="0" w:color="auto"/>
+            </w:tcBorders>
+            <w:vAlign w:val="center"/>
+            <w:hideMark/>
           </w:tcPr>
           <w:p>
             <w:r/>
             <w:r>
-              <w:t>{{ r.c6 }}</w:t>
-            </w:r>
-          </w:p>
-        </w:tc>
-        <w:tc>
-          <w:tcPr>
-            <w:tcW w:type="dxa" w:w="858"/>
-          </w:tcPr>
-          <w:p>
-            <w:r/>
-            <w:r>
-              <w:t>{{ r.c7 }}</w:t>
-            </w:r>
-          </w:p>
-        </w:tc>
-        <w:tc>
-          <w:tcPr>
-            <w:tcW w:type="dxa" w:w="856"/>
-          </w:tcPr>
-          <w:p>
-            <w:r/>
-            <w:r>
-              <w:t>{{ r.c8 }}</w:t>
+              <w:t>{{ field_strength_power_frequency_col_8 }}</w:t>
             </w:r>
           </w:p>
         </w:tc>
       </w:tr>
       <w:tr>
-        <w:tc>
-          <w:tcPr>
-            <w:tcW w:type="dxa" w:w="1683"/>
-          </w:tcPr>
-          <w:p>
-            <w:r/>
-            <w:r>
-              <w:t>{%tr endfor %}</w:t>
-            </w:r>
-          </w:p>
-        </w:tc>
-        <w:tc>
-          <w:tcPr>
-            <w:tcW w:type="dxa" w:w="1329"/>
-          </w:tcPr>
-          <w:p/>
-        </w:tc>
-        <w:tc>
-          <w:tcPr>
-            <w:tcW w:type="dxa" w:w="858"/>
-          </w:tcPr>
-          <w:p/>
-        </w:tc>
-        <w:tc>
-          <w:tcPr>
-            <w:tcW w:type="dxa" w:w="858"/>
-          </w:tcPr>
-          <w:p/>
-        </w:tc>
-        <w:tc>
-          <w:tcPr>
-            <w:tcW w:type="dxa" w:w="858"/>
-          </w:tcPr>
-          <w:p/>
-        </w:tc>
-        <w:tc>
-          <w:tcPr>
-            <w:tcW w:type="dxa" w:w="858"/>
-          </w:tcPr>
-          <w:p/>
-        </w:tc>
-        <w:tc>
-          <w:tcPr>
-            <w:tcW w:type="dxa" w:w="858"/>
-          </w:tcPr>
-          <w:p/>
-        </w:tc>
-        <w:tc>
-          <w:tcPr>
-            <w:tcW w:type="dxa" w:w="858"/>
-          </w:tcPr>
-          <w:p/>
-        </w:tc>
-        <w:tc>
-          <w:tcPr>
-            <w:tcW w:type="dxa" w:w="856"/>
-          </w:tcPr>
-          <w:p/>
+        <w:trPr>
+          <w:trHeight w:val="283"/>
+        </w:trPr>
+        <w:tc>
+          <w:tcPr>
+            <w:tcW w:w="882" w:type="pct"/>
+            <w:tcBorders>
+              <w:top w:val="nil"/>
+              <w:left w:val="single" w:sz="4" w:space="0" w:color="auto"/>
+              <w:bottom w:val="single" w:sz="4" w:space="0" w:color="auto"/>
+              <w:right w:val="single" w:sz="4" w:space="0" w:color="auto"/>
+            </w:tcBorders>
+            <w:vAlign w:val="center"/>
+            <w:hideMark/>
+          </w:tcPr>
+          <w:p>
+            <w:pPr>
+              <w:spacing w:after="0" w:line="240" w:lineRule="auto"/>
+              <w:rPr>
+                <w:rFonts w:ascii="Arial" w:eastAsia="Times New Roman" w:hAnsi="Arial" w:cs="Arial"/>
+                <w:b/>
+                <w:bCs/>
+                <w:color w:val="000000"/>
+                <w:kern w:val="0"/>
+                <w:lang w:eastAsia="en-IN"/>
+                <w14:ligatures w14:val="none"/>
+              </w:rPr>
+            </w:pPr>
+            <w:r>
+              <w:rPr>
+                <w:rFonts w:ascii="Arial" w:eastAsia="Times New Roman" w:hAnsi="Arial" w:cs="Arial"/>
+                <w:b/>
+                <w:bCs/>
+                <w:color w:val="000000"/>
+                <w:kern w:val="0"/>
+                <w:lang w:val="en-US" w:eastAsia="en-IN"/>
+                <w14:ligatures w14:val="none"/>
+              </w:rPr>
+              <w:t> </w:t>
+            </w:r>
+          </w:p>
+        </w:tc>
+        <w:tc>
+          <w:tcPr>
+            <w:tcW w:w="676" w:type="pct"/>
+            <w:tcBorders>
+              <w:top w:val="nil"/>
+              <w:left w:val="nil"/>
+              <w:bottom w:val="single" w:sz="4" w:space="0" w:color="auto"/>
+              <w:right w:val="single" w:sz="4" w:space="0" w:color="auto"/>
+            </w:tcBorders>
+            <w:vAlign w:val="center"/>
+            <w:hideMark/>
+          </w:tcPr>
+          <w:p>
+            <w:pPr>
+              <w:spacing w:after="0" w:line="240" w:lineRule="auto"/>
+              <w:rPr>
+                <w:rFonts w:ascii="Arial" w:eastAsia="Times New Roman" w:hAnsi="Arial" w:cs="Arial"/>
+                <w:b/>
+                <w:bCs/>
+                <w:color w:val="000000"/>
+                <w:kern w:val="0"/>
+                <w:lang w:eastAsia="en-IN"/>
+                <w14:ligatures w14:val="none"/>
+              </w:rPr>
+            </w:pPr>
+            <w:r>
+              <w:rPr>
+                <w:rFonts w:ascii="Arial" w:eastAsia="Times New Roman" w:hAnsi="Arial" w:cs="Arial"/>
+                <w:b/>
+                <w:bCs/>
+                <w:color w:val="000000"/>
+                <w:kern w:val="0"/>
+                <w:lang w:eastAsia="en-IN"/>
+                <w14:ligatures w14:val="none"/>
+              </w:rPr>
+              <w:t> </w:t>
+            </w:r>
+          </w:p>
+        </w:tc>
+        <w:tc>
+          <w:tcPr>
+            <w:tcW w:w="492" w:type="pct"/>
+            <w:tcBorders>
+              <w:top w:val="nil"/>
+              <w:left w:val="nil"/>
+              <w:bottom w:val="single" w:sz="4" w:space="0" w:color="auto"/>
+              <w:right w:val="single" w:sz="4" w:space="0" w:color="auto"/>
+            </w:tcBorders>
+            <w:vAlign w:val="center"/>
+            <w:hideMark/>
+          </w:tcPr>
+          <w:p>
+            <w:pPr>
+              <w:spacing w:after="0" w:line="240" w:lineRule="auto"/>
+              <w:rPr>
+                <w:rFonts w:ascii="Arial" w:eastAsia="Times New Roman" w:hAnsi="Arial" w:cs="Arial"/>
+                <w:b/>
+                <w:bCs/>
+                <w:color w:val="000000"/>
+                <w:kern w:val="0"/>
+                <w:lang w:eastAsia="en-IN"/>
+                <w14:ligatures w14:val="none"/>
+              </w:rPr>
+            </w:pPr>
+            <w:r>
+              <w:rPr>
+                <w:rFonts w:ascii="Arial" w:eastAsia="Times New Roman" w:hAnsi="Arial" w:cs="Arial"/>
+                <w:b/>
+                <w:bCs/>
+                <w:color w:val="000000"/>
+                <w:kern w:val="0"/>
+                <w:lang w:val="en-US" w:eastAsia="en-IN"/>
+                <w14:ligatures w14:val="none"/>
+              </w:rPr>
+              <w:t> </w:t>
+            </w:r>
+          </w:p>
+        </w:tc>
+        <w:tc>
+          <w:tcPr>
+            <w:tcW w:w="492" w:type="pct"/>
+            <w:tcBorders>
+              <w:top w:val="nil"/>
+              <w:left w:val="nil"/>
+              <w:bottom w:val="single" w:sz="4" w:space="0" w:color="auto"/>
+              <w:right w:val="single" w:sz="4" w:space="0" w:color="auto"/>
+            </w:tcBorders>
+            <w:vAlign w:val="center"/>
+            <w:hideMark/>
+          </w:tcPr>
+          <w:p>
+            <w:pPr>
+              <w:spacing w:after="0" w:line="240" w:lineRule="auto"/>
+              <w:rPr>
+                <w:rFonts w:ascii="Arial" w:eastAsia="Times New Roman" w:hAnsi="Arial" w:cs="Arial"/>
+                <w:b/>
+                <w:bCs/>
+                <w:color w:val="000000"/>
+                <w:kern w:val="0"/>
+                <w:lang w:eastAsia="en-IN"/>
+                <w14:ligatures w14:val="none"/>
+              </w:rPr>
+            </w:pPr>
+            <w:r>
+              <w:rPr>
+                <w:rFonts w:ascii="Arial" w:eastAsia="Times New Roman" w:hAnsi="Arial" w:cs="Arial"/>
+                <w:b/>
+                <w:bCs/>
+                <w:color w:val="000000"/>
+                <w:kern w:val="0"/>
+                <w:lang w:val="en-US" w:eastAsia="en-IN"/>
+                <w14:ligatures w14:val="none"/>
+              </w:rPr>
+              <w:t> </w:t>
+            </w:r>
+          </w:p>
+        </w:tc>
+        <w:tc>
+          <w:tcPr>
+            <w:tcW w:w="492" w:type="pct"/>
+            <w:tcBorders>
+              <w:top w:val="nil"/>
+              <w:left w:val="nil"/>
+              <w:bottom w:val="single" w:sz="4" w:space="0" w:color="auto"/>
+              <w:right w:val="single" w:sz="4" w:space="0" w:color="auto"/>
+            </w:tcBorders>
+            <w:vAlign w:val="center"/>
+            <w:hideMark/>
+          </w:tcPr>
+          <w:p>
+            <w:pPr>
+              <w:spacing w:after="0" w:line="240" w:lineRule="auto"/>
+              <w:rPr>
+                <w:rFonts w:ascii="Arial" w:eastAsia="Times New Roman" w:hAnsi="Arial" w:cs="Arial"/>
+                <w:b/>
+                <w:bCs/>
+                <w:color w:val="000000"/>
+                <w:kern w:val="0"/>
+                <w:lang w:eastAsia="en-IN"/>
+                <w14:ligatures w14:val="none"/>
+              </w:rPr>
+            </w:pPr>
+            <w:r>
+              <w:rPr>
+                <w:rFonts w:ascii="Arial" w:eastAsia="Times New Roman" w:hAnsi="Arial" w:cs="Arial"/>
+                <w:b/>
+                <w:bCs/>
+                <w:color w:val="000000"/>
+                <w:kern w:val="0"/>
+                <w:lang w:val="en-US" w:eastAsia="en-IN"/>
+                <w14:ligatures w14:val="none"/>
+              </w:rPr>
+              <w:t> </w:t>
+            </w:r>
+          </w:p>
+        </w:tc>
+        <w:tc>
+          <w:tcPr>
+            <w:tcW w:w="492" w:type="pct"/>
+            <w:tcBorders>
+              <w:top w:val="nil"/>
+              <w:left w:val="nil"/>
+              <w:bottom w:val="single" w:sz="4" w:space="0" w:color="auto"/>
+              <w:right w:val="single" w:sz="4" w:space="0" w:color="auto"/>
+            </w:tcBorders>
+            <w:vAlign w:val="center"/>
+            <w:hideMark/>
+          </w:tcPr>
+          <w:p>
+            <w:pPr>
+              <w:spacing w:after="0" w:line="240" w:lineRule="auto"/>
+              <w:rPr>
+                <w:rFonts w:ascii="Arial" w:eastAsia="Times New Roman" w:hAnsi="Arial" w:cs="Arial"/>
+                <w:b/>
+                <w:bCs/>
+                <w:color w:val="000000"/>
+                <w:kern w:val="0"/>
+                <w:lang w:eastAsia="en-IN"/>
+                <w14:ligatures w14:val="none"/>
+              </w:rPr>
+            </w:pPr>
+            <w:r>
+              <w:rPr>
+                <w:rFonts w:ascii="Arial" w:eastAsia="Times New Roman" w:hAnsi="Arial" w:cs="Arial"/>
+                <w:b/>
+                <w:bCs/>
+                <w:color w:val="000000"/>
+                <w:kern w:val="0"/>
+                <w:lang w:val="en-US" w:eastAsia="en-IN"/>
+                <w14:ligatures w14:val="none"/>
+              </w:rPr>
+              <w:t> </w:t>
+            </w:r>
+          </w:p>
+        </w:tc>
+        <w:tc>
+          <w:tcPr>
+            <w:tcW w:w="492" w:type="pct"/>
+            <w:tcBorders>
+              <w:top w:val="nil"/>
+              <w:left w:val="nil"/>
+              <w:bottom w:val="single" w:sz="4" w:space="0" w:color="auto"/>
+              <w:right w:val="single" w:sz="4" w:space="0" w:color="auto"/>
+            </w:tcBorders>
+            <w:vAlign w:val="center"/>
+            <w:hideMark/>
+          </w:tcPr>
+          <w:p>
+            <w:pPr>
+              <w:spacing w:after="0" w:line="240" w:lineRule="auto"/>
+              <w:rPr>
+                <w:rFonts w:ascii="Arial" w:eastAsia="Times New Roman" w:hAnsi="Arial" w:cs="Arial"/>
+                <w:b/>
+                <w:bCs/>
+                <w:color w:val="000000"/>
+                <w:kern w:val="0"/>
+                <w:lang w:eastAsia="en-IN"/>
+                <w14:ligatures w14:val="none"/>
+              </w:rPr>
+            </w:pPr>
+            <w:r>
+              <w:rPr>
+                <w:rFonts w:ascii="Arial" w:eastAsia="Times New Roman" w:hAnsi="Arial" w:cs="Arial"/>
+                <w:b/>
+                <w:bCs/>
+                <w:color w:val="000000"/>
+                <w:kern w:val="0"/>
+                <w:lang w:val="en-US" w:eastAsia="en-IN"/>
+                <w14:ligatures w14:val="none"/>
+              </w:rPr>
+              <w:t> </w:t>
+            </w:r>
+          </w:p>
+        </w:tc>
+        <w:tc>
+          <w:tcPr>
+            <w:tcW w:w="492" w:type="pct"/>
+            <w:tcBorders>
+              <w:top w:val="nil"/>
+              <w:left w:val="nil"/>
+              <w:bottom w:val="single" w:sz="4" w:space="0" w:color="auto"/>
+              <w:right w:val="single" w:sz="4" w:space="0" w:color="auto"/>
+            </w:tcBorders>
+            <w:vAlign w:val="center"/>
+            <w:hideMark/>
+          </w:tcPr>
+          <w:p>
+            <w:pPr>
+              <w:spacing w:after="0" w:line="240" w:lineRule="auto"/>
+              <w:rPr>
+                <w:rFonts w:ascii="Arial" w:eastAsia="Times New Roman" w:hAnsi="Arial" w:cs="Arial"/>
+                <w:b/>
+                <w:bCs/>
+                <w:color w:val="000000"/>
+                <w:kern w:val="0"/>
+                <w:lang w:eastAsia="en-IN"/>
+                <w14:ligatures w14:val="none"/>
+              </w:rPr>
+            </w:pPr>
+            <w:r>
+              <w:rPr>
+                <w:rFonts w:ascii="Arial" w:eastAsia="Times New Roman" w:hAnsi="Arial" w:cs="Arial"/>
+                <w:b/>
+                <w:bCs/>
+                <w:color w:val="000000"/>
+                <w:kern w:val="0"/>
+                <w:lang w:val="en-US" w:eastAsia="en-IN"/>
+                <w14:ligatures w14:val="none"/>
+              </w:rPr>
+              <w:t> </w:t>
+            </w:r>
+          </w:p>
+        </w:tc>
+        <w:tc>
+          <w:tcPr>
+            <w:tcW w:w="490" w:type="pct"/>
+            <w:tcBorders>
+              <w:top w:val="nil"/>
+              <w:left w:val="nil"/>
+              <w:bottom w:val="single" w:sz="4" w:space="0" w:color="auto"/>
+              <w:right w:val="single" w:sz="4" w:space="0" w:color="auto"/>
+            </w:tcBorders>
+            <w:vAlign w:val="center"/>
+            <w:hideMark/>
+          </w:tcPr>
+          <w:p>
+            <w:pPr>
+              <w:spacing w:after="0" w:line="240" w:lineRule="auto"/>
+              <w:rPr>
+                <w:rFonts w:ascii="Arial" w:eastAsia="Times New Roman" w:hAnsi="Arial" w:cs="Arial"/>
+                <w:b/>
+                <w:bCs/>
+                <w:color w:val="000000"/>
+                <w:kern w:val="0"/>
+                <w:lang w:eastAsia="en-IN"/>
+                <w14:ligatures w14:val="none"/>
+              </w:rPr>
+            </w:pPr>
+            <w:r>
+              <w:rPr>
+                <w:rFonts w:ascii="Arial" w:eastAsia="Times New Roman" w:hAnsi="Arial" w:cs="Arial"/>
+                <w:b/>
+                <w:bCs/>
+                <w:color w:val="000000"/>
+                <w:kern w:val="0"/>
+                <w:lang w:val="en-US" w:eastAsia="en-IN"/>
+                <w14:ligatures w14:val="none"/>
+              </w:rPr>
+              <w:t> </w:t>
+            </w:r>
+          </w:p>
         </w:tc>
       </w:tr>
     </w:tbl>
@@ -2653,8 +3228,16 @@
     </w:p>
     <w:p>
       <w:pPr>
+        <w:spacing w:before="0" w:after="0"/>
+      </w:pPr>
+      <w:r>
+        <w:t>{{ img_photo_1 }}</w:t>
+      </w:r>
+    </w:p>
+    <w:p>
+      <w:pPr>
         <w:pStyle w:val="Caption"/>
-        <w:spacing w:after="0"/>
+        <w:spacing w:after="0" w:before="0"/>
         <w:jc w:val="center"/>
         <w:rPr>
           <w:rFonts w:ascii="Arial" w:hAnsi="Arial" w:cs="Arial"/>
@@ -2822,11 +3405,6 @@
         <w:t>PFMF test setup</w:t>
       </w:r>
       <w:bookmarkEnd w:id="135"/>
-    </w:p>
-    <w:p>
-      <w:r>
-        <w:t>{{ img_photo_1 }}</w:t>
-      </w:r>
     </w:p>
     <w:p>
       <w:pPr>
@@ -2892,6 +3470,7 @@
       <w:tr>
         <w:trPr>
           <w:trHeight w:val="567"/>
+          <w:tblHeader/>
         </w:trPr>
         <w:tc>
           <w:tcPr>
@@ -3241,6 +3820,7 @@
       <w:tr>
         <w:trPr>
           <w:trHeight w:val="340"/>
+          <w:tblHeader/>
         </w:trPr>
         <w:tc>
           <w:tcPr>
@@ -3530,9 +4110,23 @@
             <w:vAlign w:val="center"/>
           </w:tcPr>
           <w:p>
-            <w:r/>
-            <w:r>
-              <w:t>{{ tested_by_2 }}</w:t>
+            <w:pPr>
+              <w:jc w:val="center"/>
+              <w:rPr>
+                <w:rFonts w:ascii="Arial" w:hAnsi="Arial" w:cs="Arial"/>
+                <w:b/>
+                <w:bCs/>
+                <w:color w:val="000000" w:themeColor="text1"/>
+              </w:rPr>
+            </w:pPr>
+            <w:r>
+              <w:rPr>
+                <w:rFonts w:ascii="Arial" w:eastAsiaTheme="majorEastAsia" w:hAnsi="Arial" w:cs="Arial"/>
+                <w:b/>
+                <w:bCs/>
+                <w:lang w:val="en-US"/>
+              </w:rPr>
+              <w:t>Tested By</w:t>
             </w:r>
           </w:p>
         </w:tc>

--- a/datasheet_gen/word_templates/PFMF.docx
+++ b/datasheet_gen/word_templates/PFMF.docx
@@ -982,6 +982,11 @@
       </w:r>
     </w:p>
     <w:p>
+      <w:r>
+        <w:t>{{ img_functional_check }}</w:t>
+      </w:r>
+    </w:p>
+    <w:p>
       <w:pPr>
         <w:spacing w:after="0"/>
         <w:rPr>
@@ -1323,9 +1328,8 @@
             <w:vAlign w:val="center"/>
           </w:tcPr>
           <w:p>
-            <w:r/>
-            <w:r>
-              <w:t>{{ immunity_test_requirement }}</w:t>
+            <w:r>
+              <w:t>{{r immunity_test_requirement }}</w:t>
             </w:r>
           </w:p>
         </w:tc>
@@ -1403,6 +1407,22 @@
             <w:vAlign w:val="center"/>
           </w:tcPr>
           <w:p>
+            <w:r>
+              <w:t>{{r test_level }}</w:t>
+            </w:r>
+          </w:p>
+        </w:tc>
+      </w:tr>
+      <w:tr>
+        <w:trPr>
+          <w:trHeight w:val="340"/>
+        </w:trPr>
+        <w:tc>
+          <w:tcPr>
+            <w:tcW w:w="3397" w:type="dxa"/>
+            <w:vAlign w:val="center"/>
+          </w:tcPr>
+          <w:p>
             <w:pPr>
               <w:spacing w:line="276" w:lineRule="auto"/>
               <w:rPr>
@@ -1415,131 +1435,29 @@
                 <w:rFonts w:ascii="Arial" w:hAnsi="Arial" w:cs="Arial"/>
                 <w:lang w:val="en-US"/>
               </w:rPr>
-              <w:t xml:space="preserve"> </w:t>
-            </w:r>
-            <w:sdt>
-              <w:sdtPr>
-                <w:rPr>
-                  <w:rFonts w:ascii="Arial" w:hAnsi="Arial" w:cs="Arial"/>
-                  <w:lang w:val="en-US"/>
-                </w:rPr>
-                <w:id w:val="1707369276"/>
-                <w14:checkbox>
-                  <w14:checked w14:val="0"/>
-                  <w14:checkedState w14:val="2612" w14:font="MS Gothic"/>
-                  <w14:uncheckedState w14:val="2610" w14:font="MS Gothic"/>
-                </w14:checkbox>
-              </w:sdtPr>
-              <w:sdtEndPr/>
-              <w:sdtContent>
-                <w:r>
-                  <w:rPr>
-                    <w:rFonts w:ascii="Segoe UI Symbol" w:eastAsia="MS Gothic" w:hAnsi="Segoe UI Symbol" w:cs="Segoe UI Symbol"/>
-                    <w:lang w:val="en-US"/>
-                  </w:rPr>
-                  <w:t>☐</w:t>
-                </w:r>
-              </w:sdtContent>
-            </w:sdt>
-            <w:r>
-              <w:rPr>
-                <w:rFonts w:ascii="Arial" w:hAnsi="Arial" w:cs="Arial"/>
-                <w:lang w:val="en-US"/>
-              </w:rPr>
-              <w:t xml:space="preserve"> 1A/m    </w:t>
-            </w:r>
-            <w:sdt>
-              <w:sdtPr>
-                <w:rPr>
-                  <w:rFonts w:ascii="Arial" w:hAnsi="Arial" w:cs="Arial"/>
-                  <w:lang w:val="en-US"/>
-                </w:rPr>
-                <w:id w:val="1587577697"/>
-                <w14:checkbox>
-                  <w14:checked w14:val="0"/>
-                  <w14:checkedState w14:val="2612" w14:font="MS Gothic"/>
-                  <w14:uncheckedState w14:val="2610" w14:font="MS Gothic"/>
-                </w14:checkbox>
-              </w:sdtPr>
-              <w:sdtEndPr/>
-              <w:sdtContent>
-                <w:r>
-                  <w:rPr>
-                    <w:rFonts w:ascii="Segoe UI Symbol" w:eastAsia="MS Gothic" w:hAnsi="Segoe UI Symbol" w:cs="Segoe UI Symbol"/>
-                    <w:lang w:val="en-US"/>
-                  </w:rPr>
-                  <w:t>☐</w:t>
-                </w:r>
-              </w:sdtContent>
-            </w:sdt>
-            <w:r>
-              <w:rPr>
-                <w:rFonts w:ascii="Arial" w:hAnsi="Arial" w:cs="Arial"/>
-                <w:lang w:val="en-US"/>
-              </w:rPr>
-              <w:t xml:space="preserve">   3A/m    </w:t>
-            </w:r>
-            <w:sdt>
-              <w:sdtPr>
-                <w:rPr>
-                  <w:rFonts w:ascii="Arial" w:hAnsi="Arial" w:cs="Arial"/>
-                  <w:lang w:val="en-US"/>
-                </w:rPr>
-                <w:id w:val="1972622141"/>
-                <w14:checkbox>
-                  <w14:checked w14:val="0"/>
-                  <w14:checkedState w14:val="2612" w14:font="MS Gothic"/>
-                  <w14:uncheckedState w14:val="2610" w14:font="MS Gothic"/>
-                </w14:checkbox>
-              </w:sdtPr>
-              <w:sdtEndPr/>
-              <w:sdtContent>
-                <w:r>
-                  <w:rPr>
-                    <w:rFonts w:ascii="Segoe UI Symbol" w:eastAsia="MS Gothic" w:hAnsi="Segoe UI Symbol" w:cs="Segoe UI Symbol"/>
-                    <w:lang w:val="en-US"/>
-                  </w:rPr>
-                  <w:t>☐</w:t>
-                </w:r>
-              </w:sdtContent>
-            </w:sdt>
-            <w:r>
-              <w:rPr>
-                <w:rFonts w:ascii="Arial" w:hAnsi="Arial" w:cs="Arial"/>
-                <w:lang w:val="en-US"/>
-              </w:rPr>
-              <w:t xml:space="preserve"> 30A/m       </w:t>
-            </w:r>
-            <w:sdt>
-              <w:sdtPr>
-                <w:rPr>
-                  <w:rFonts w:ascii="Arial" w:hAnsi="Arial" w:cs="Arial"/>
-                  <w:lang w:val="en-US"/>
-                </w:rPr>
-                <w:id w:val="654581443"/>
-                <w14:checkbox>
-                  <w14:checked w14:val="0"/>
-                  <w14:checkedState w14:val="2612" w14:font="MS Gothic"/>
-                  <w14:uncheckedState w14:val="2610" w14:font="MS Gothic"/>
-                </w14:checkbox>
-              </w:sdtPr>
-              <w:sdtEndPr/>
-              <w:sdtContent>
-                <w:r>
-                  <w:rPr>
-                    <w:rFonts w:ascii="Segoe UI Symbol" w:eastAsia="MS Gothic" w:hAnsi="Segoe UI Symbol" w:cs="Segoe UI Symbol"/>
-                    <w:lang w:val="en-US"/>
-                  </w:rPr>
-                  <w:t>☐</w:t>
-                </w:r>
-              </w:sdtContent>
-            </w:sdt>
-            <w:r>
-              <w:rPr>
-                <w:rFonts w:ascii="Arial" w:hAnsi="Arial" w:cs="Arial"/>
-                <w:lang w:val="en-US"/>
-              </w:rPr>
-              <w:t xml:space="preserve">  Custom______</w:t>
+              <w:t>Test Method</w:t>
+            </w:r>
+          </w:p>
+        </w:tc>
+        <w:tc>
+          <w:tcPr>
+            <w:tcW w:w="2809" w:type="dxa"/>
+            <w:vAlign w:val="center"/>
+          </w:tcPr>
+          <w:p>
+            <w:r>
+              <w:t>{{r test_method_proximity }}</w:t>
+            </w:r>
+          </w:p>
+        </w:tc>
+        <w:tc>
+          <w:tcPr>
+            <w:tcW w:w="2810" w:type="dxa"/>
+            <w:vAlign w:val="center"/>
+          </w:tcPr>
+          <w:p>
+            <w:r>
+              <w:t>{{r test_method_immersion }}</w:t>
             </w:r>
           </w:p>
         </w:tc>
@@ -1566,7 +1484,7 @@
                 <w:rFonts w:ascii="Arial" w:hAnsi="Arial" w:cs="Arial"/>
                 <w:lang w:val="en-US"/>
               </w:rPr>
-              <w:t>Test Method</w:t>
+              <w:t>Coil Orientation</w:t>
             </w:r>
           </w:p>
         </w:tc>
@@ -1576,9 +1494,8 @@
             <w:vAlign w:val="center"/>
           </w:tcPr>
           <w:p>
-            <w:r/>
-            <w:r>
-              <w:t>{{ test_method_1a_m_3a_m_30a_m_custom }}</w:t>
+            <w:r>
+              <w:t>{{r coil_orientation_proximity }}</w:t>
             </w:r>
           </w:p>
         </w:tc>
@@ -1588,60 +1505,8 @@
             <w:vAlign w:val="center"/>
           </w:tcPr>
           <w:p>
-            <w:r/>
-            <w:r>
-              <w:t>{{ test_method_1a_m_3a_m_30a_m_custom_2 }}</w:t>
-            </w:r>
-          </w:p>
-        </w:tc>
-      </w:tr>
-      <w:tr>
-        <w:trPr>
-          <w:trHeight w:val="340"/>
-        </w:trPr>
-        <w:tc>
-          <w:tcPr>
-            <w:tcW w:w="3397" w:type="dxa"/>
-            <w:vAlign w:val="center"/>
-          </w:tcPr>
-          <w:p>
-            <w:pPr>
-              <w:spacing w:line="276" w:lineRule="auto"/>
-              <w:rPr>
-                <w:rFonts w:ascii="Arial" w:hAnsi="Arial" w:cs="Arial"/>
-                <w:lang w:val="en-US"/>
-              </w:rPr>
-            </w:pPr>
-            <w:r>
-              <w:rPr>
-                <w:rFonts w:ascii="Arial" w:hAnsi="Arial" w:cs="Arial"/>
-                <w:lang w:val="en-US"/>
-              </w:rPr>
-              <w:t>Coil Orientation</w:t>
-            </w:r>
-          </w:p>
-        </w:tc>
-        <w:tc>
-          <w:tcPr>
-            <w:tcW w:w="2809" w:type="dxa"/>
-            <w:vAlign w:val="center"/>
-          </w:tcPr>
-          <w:p>
-            <w:r/>
-            <w:r>
-              <w:t>{{ coil_orientation_1a_m_3a_m_30a_m_custom }}</w:t>
-            </w:r>
-          </w:p>
-        </w:tc>
-        <w:tc>
-          <w:tcPr>
-            <w:tcW w:w="2810" w:type="dxa"/>
-            <w:vAlign w:val="center"/>
-          </w:tcPr>
-          <w:p>
-            <w:r/>
-            <w:r>
-              <w:t>{{ coil_orientation_1a_m_3a_m_30a_m_custom_2 }}</w:t>
+            <w:r>
+              <w:t>{{r coil_orientation_immersion }}</w:t>
             </w:r>
           </w:p>
         </w:tc>
@@ -1862,9 +1727,8 @@
             <w:vAlign w:val="center"/>
           </w:tcPr>
           <w:p>
-            <w:r/>
-            <w:r>
-              <w:t>{{ eut_configuration_1a_m_3a_m_30a_m_custom }}</w:t>
+            <w:r>
+              <w:t>{{r eut_configuration_tabletop }}</w:t>
             </w:r>
           </w:p>
         </w:tc>
@@ -1874,9 +1738,8 @@
             <w:vAlign w:val="center"/>
           </w:tcPr>
           <w:p>
-            <w:r/>
-            <w:r>
-              <w:t>{{ eut_configuration_1a_m_3a_m_30a_m_custom_2 }}</w:t>
+            <w:r>
+              <w:t>{{r eut_configuration_floor }}</w:t>
             </w:r>
           </w:p>
         </w:tc>
@@ -1917,6 +1780,45 @@
             <w:r/>
             <w:r>
               <w:t>{{ eut_input_voltage_frequency }}</w:t>
+            </w:r>
+          </w:p>
+        </w:tc>
+      </w:tr>
+      <w:tr>
+        <w:trPr>
+          <w:trHeight w:val="340"/>
+        </w:trPr>
+        <w:tc>
+          <w:tcPr>
+            <w:tcW w:w="3397" w:type="dxa"/>
+            <w:vAlign w:val="center"/>
+          </w:tcPr>
+          <w:p>
+            <w:pPr>
+              <w:spacing w:line="276" w:lineRule="auto"/>
+              <w:rPr>
+                <w:rFonts w:ascii="Arial" w:hAnsi="Arial" w:cs="Arial"/>
+                <w:lang w:val="en-US"/>
+              </w:rPr>
+            </w:pPr>
+            <w:r>
+              <w:rPr>
+                <w:rFonts w:ascii="Arial" w:hAnsi="Arial" w:cs="Arial"/>
+                <w:lang w:val="en-US"/>
+              </w:rPr>
+              <w:t>Test Frequency</w:t>
+            </w:r>
+          </w:p>
+        </w:tc>
+        <w:tc>
+          <w:tcPr>
+            <w:tcW w:w="5619" w:type="dxa"/>
+            <w:gridSpan w:val="2"/>
+            <w:vAlign w:val="center"/>
+          </w:tcPr>
+          <w:p>
+            <w:r>
+              <w:t>{{ test_frequency }}</w:t>
             </w:r>
           </w:p>
         </w:tc>
@@ -2394,7 +2296,7 @@
                 <w:lang w:val="en-US" w:eastAsia="en-IN"/>
                 <w14:ligatures w14:val="none"/>
               </w:rPr>
-              <w:t xml:space="preserve">Power Frequency </w:t>
+              <w:t>Test Frequency</w:t>
             </w:r>
           </w:p>
         </w:tc>
@@ -2412,10 +2314,10 @@
             <w:hideMark/>
           </w:tcPr>
           <w:p>
+            <w:r>
+              <w:t>Coil Orientation</w:t>
+            </w:r>
             <w:r/>
-            <w:r>
-              <w:t>{{ field_strength_power_frequency }}</w:t>
-            </w:r>
           </w:p>
         </w:tc>
       </w:tr>
@@ -2493,10 +2395,10 @@
             <w:hideMark/>
           </w:tcPr>
           <w:p>
+            <w:r>
+              <w:t>Proximity method</w:t>
+            </w:r>
             <w:r/>
-            <w:r>
-              <w:t>{{ field_strength_power_frequency_col_2 }}</w:t>
-            </w:r>
           </w:p>
         </w:tc>
         <w:tc>
@@ -2513,10 +2415,10 @@
             <w:hideMark/>
           </w:tcPr>
           <w:p>
+            <w:r>
+              <w:t>Immersion method</w:t>
+            </w:r>
             <w:r/>
-            <w:r>
-              <w:t>{{ field_strength_power_frequency_col_6 }}</w:t>
-            </w:r>
           </w:p>
         </w:tc>
       </w:tr>
@@ -2593,10 +2495,10 @@
             <w:hideMark/>
           </w:tcPr>
           <w:p>
+            <w:r>
+              <w:t>0°</w:t>
+            </w:r>
             <w:r/>
-            <w:r>
-              <w:t>{{ field_strength_power_frequency_col_2_2 }}</w:t>
-            </w:r>
           </w:p>
         </w:tc>
         <w:tc>
@@ -2612,10 +2514,10 @@
             <w:hideMark/>
           </w:tcPr>
           <w:p>
+            <w:r>
+              <w:t>90°</w:t>
+            </w:r>
             <w:r/>
-            <w:r>
-              <w:t>{{ field_strength_power_frequency_col_3 }}</w:t>
-            </w:r>
           </w:p>
         </w:tc>
         <w:tc>
@@ -2631,10 +2533,10 @@
             <w:hideMark/>
           </w:tcPr>
           <w:p>
+            <w:r>
+              <w:t>180°</w:t>
+            </w:r>
             <w:r/>
-            <w:r>
-              <w:t>{{ field_strength_power_frequency_col_4 }}</w:t>
-            </w:r>
           </w:p>
         </w:tc>
         <w:tc>
@@ -2650,10 +2552,10 @@
             <w:hideMark/>
           </w:tcPr>
           <w:p>
+            <w:r>
+              <w:t>270°</w:t>
+            </w:r>
             <w:r/>
-            <w:r>
-              <w:t>{{ field_strength_power_frequency_col_5 }}</w:t>
-            </w:r>
           </w:p>
         </w:tc>
         <w:tc>
@@ -2669,10 +2571,10 @@
             <w:hideMark/>
           </w:tcPr>
           <w:p>
+            <w:r>
+              <w:t>X</w:t>
+            </w:r>
             <w:r/>
-            <w:r>
-              <w:t>{{ field_strength_power_frequency_col_6_2 }}</w:t>
-            </w:r>
           </w:p>
         </w:tc>
         <w:tc>
@@ -2688,10 +2590,10 @@
             <w:hideMark/>
           </w:tcPr>
           <w:p>
+            <w:r>
+              <w:t>Y</w:t>
+            </w:r>
             <w:r/>
-            <w:r>
-              <w:t>{{ field_strength_power_frequency_col_7 }}</w:t>
-            </w:r>
           </w:p>
         </w:tc>
         <w:tc>
@@ -2707,10 +2609,10 @@
             <w:hideMark/>
           </w:tcPr>
           <w:p>
+            <w:r>
+              <w:t>Z</w:t>
+            </w:r>
             <w:r/>
-            <w:r>
-              <w:t>{{ field_strength_power_frequency_col_8 }}</w:t>
-            </w:r>
           </w:p>
         </w:tc>
       </w:tr>
@@ -2731,29 +2633,8 @@
             <w:hideMark/>
           </w:tcPr>
           <w:p>
-            <w:pPr>
-              <w:spacing w:after="0" w:line="240" w:lineRule="auto"/>
-              <w:rPr>
-                <w:rFonts w:ascii="Arial" w:eastAsia="Times New Roman" w:hAnsi="Arial" w:cs="Arial"/>
-                <w:b/>
-                <w:bCs/>
-                <w:color w:val="000000"/>
-                <w:kern w:val="0"/>
-                <w:lang w:eastAsia="en-IN"/>
-                <w14:ligatures w14:val="none"/>
-              </w:rPr>
-            </w:pPr>
-            <w:r>
-              <w:rPr>
-                <w:rFonts w:ascii="Arial" w:eastAsia="Times New Roman" w:hAnsi="Arial" w:cs="Arial"/>
-                <w:b/>
-                <w:bCs/>
-                <w:color w:val="000000"/>
-                <w:kern w:val="0"/>
-                <w:lang w:val="en-US" w:eastAsia="en-IN"/>
-                <w14:ligatures w14:val="none"/>
-              </w:rPr>
-              <w:t> </w:t>
+            <w:r>
+              <w:t>{{ pf_50_col_1 }}</w:t>
             </w:r>
           </w:p>
         </w:tc>
@@ -2770,29 +2651,8 @@
             <w:hideMark/>
           </w:tcPr>
           <w:p>
-            <w:pPr>
-              <w:spacing w:after="0" w:line="240" w:lineRule="auto"/>
-              <w:rPr>
-                <w:rFonts w:ascii="Arial" w:eastAsia="Times New Roman" w:hAnsi="Arial" w:cs="Arial"/>
-                <w:b/>
-                <w:bCs/>
-                <w:color w:val="000000"/>
-                <w:kern w:val="0"/>
-                <w:lang w:eastAsia="en-IN"/>
-                <w14:ligatures w14:val="none"/>
-              </w:rPr>
-            </w:pPr>
-            <w:r>
-              <w:rPr>
-                <w:rFonts w:ascii="Arial" w:eastAsia="Times New Roman" w:hAnsi="Arial" w:cs="Arial"/>
-                <w:b/>
-                <w:bCs/>
-                <w:color w:val="000000"/>
-                <w:kern w:val="0"/>
-                <w:lang w:eastAsia="en-IN"/>
-                <w14:ligatures w14:val="none"/>
-              </w:rPr>
-              <w:t> </w:t>
+            <w:r>
+              <w:t>{{ pf_50_col_2 }}</w:t>
             </w:r>
           </w:p>
         </w:tc>
@@ -2809,29 +2669,8 @@
             <w:hideMark/>
           </w:tcPr>
           <w:p>
-            <w:pPr>
-              <w:spacing w:after="0" w:line="240" w:lineRule="auto"/>
-              <w:rPr>
-                <w:rFonts w:ascii="Arial" w:eastAsia="Times New Roman" w:hAnsi="Arial" w:cs="Arial"/>
-                <w:b/>
-                <w:bCs/>
-                <w:color w:val="000000"/>
-                <w:kern w:val="0"/>
-                <w:lang w:eastAsia="en-IN"/>
-                <w14:ligatures w14:val="none"/>
-              </w:rPr>
-            </w:pPr>
-            <w:r>
-              <w:rPr>
-                <w:rFonts w:ascii="Arial" w:eastAsia="Times New Roman" w:hAnsi="Arial" w:cs="Arial"/>
-                <w:b/>
-                <w:bCs/>
-                <w:color w:val="000000"/>
-                <w:kern w:val="0"/>
-                <w:lang w:val="en-US" w:eastAsia="en-IN"/>
-                <w14:ligatures w14:val="none"/>
-              </w:rPr>
-              <w:t> </w:t>
+            <w:r>
+              <w:t>{{ pf_50_col_3 }}</w:t>
             </w:r>
           </w:p>
         </w:tc>
@@ -2848,29 +2687,8 @@
             <w:hideMark/>
           </w:tcPr>
           <w:p>
-            <w:pPr>
-              <w:spacing w:after="0" w:line="240" w:lineRule="auto"/>
-              <w:rPr>
-                <w:rFonts w:ascii="Arial" w:eastAsia="Times New Roman" w:hAnsi="Arial" w:cs="Arial"/>
-                <w:b/>
-                <w:bCs/>
-                <w:color w:val="000000"/>
-                <w:kern w:val="0"/>
-                <w:lang w:eastAsia="en-IN"/>
-                <w14:ligatures w14:val="none"/>
-              </w:rPr>
-            </w:pPr>
-            <w:r>
-              <w:rPr>
-                <w:rFonts w:ascii="Arial" w:eastAsia="Times New Roman" w:hAnsi="Arial" w:cs="Arial"/>
-                <w:b/>
-                <w:bCs/>
-                <w:color w:val="000000"/>
-                <w:kern w:val="0"/>
-                <w:lang w:val="en-US" w:eastAsia="en-IN"/>
-                <w14:ligatures w14:val="none"/>
-              </w:rPr>
-              <w:t> </w:t>
+            <w:r>
+              <w:t>{{ pf_50_col_4 }}</w:t>
             </w:r>
           </w:p>
         </w:tc>
@@ -2887,29 +2705,8 @@
             <w:hideMark/>
           </w:tcPr>
           <w:p>
-            <w:pPr>
-              <w:spacing w:after="0" w:line="240" w:lineRule="auto"/>
-              <w:rPr>
-                <w:rFonts w:ascii="Arial" w:eastAsia="Times New Roman" w:hAnsi="Arial" w:cs="Arial"/>
-                <w:b/>
-                <w:bCs/>
-                <w:color w:val="000000"/>
-                <w:kern w:val="0"/>
-                <w:lang w:eastAsia="en-IN"/>
-                <w14:ligatures w14:val="none"/>
-              </w:rPr>
-            </w:pPr>
-            <w:r>
-              <w:rPr>
-                <w:rFonts w:ascii="Arial" w:eastAsia="Times New Roman" w:hAnsi="Arial" w:cs="Arial"/>
-                <w:b/>
-                <w:bCs/>
-                <w:color w:val="000000"/>
-                <w:kern w:val="0"/>
-                <w:lang w:val="en-US" w:eastAsia="en-IN"/>
-                <w14:ligatures w14:val="none"/>
-              </w:rPr>
-              <w:t> </w:t>
+            <w:r>
+              <w:t>{{ pf_50_col_5 }}</w:t>
             </w:r>
           </w:p>
         </w:tc>
@@ -2926,29 +2723,8 @@
             <w:hideMark/>
           </w:tcPr>
           <w:p>
-            <w:pPr>
-              <w:spacing w:after="0" w:line="240" w:lineRule="auto"/>
-              <w:rPr>
-                <w:rFonts w:ascii="Arial" w:eastAsia="Times New Roman" w:hAnsi="Arial" w:cs="Arial"/>
-                <w:b/>
-                <w:bCs/>
-                <w:color w:val="000000"/>
-                <w:kern w:val="0"/>
-                <w:lang w:eastAsia="en-IN"/>
-                <w14:ligatures w14:val="none"/>
-              </w:rPr>
-            </w:pPr>
-            <w:r>
-              <w:rPr>
-                <w:rFonts w:ascii="Arial" w:eastAsia="Times New Roman" w:hAnsi="Arial" w:cs="Arial"/>
-                <w:b/>
-                <w:bCs/>
-                <w:color w:val="000000"/>
-                <w:kern w:val="0"/>
-                <w:lang w:val="en-US" w:eastAsia="en-IN"/>
-                <w14:ligatures w14:val="none"/>
-              </w:rPr>
-              <w:t> </w:t>
+            <w:r>
+              <w:t>{{ pf_50_col_6 }}</w:t>
             </w:r>
           </w:p>
         </w:tc>
@@ -2965,29 +2741,8 @@
             <w:hideMark/>
           </w:tcPr>
           <w:p>
-            <w:pPr>
-              <w:spacing w:after="0" w:line="240" w:lineRule="auto"/>
-              <w:rPr>
-                <w:rFonts w:ascii="Arial" w:eastAsia="Times New Roman" w:hAnsi="Arial" w:cs="Arial"/>
-                <w:b/>
-                <w:bCs/>
-                <w:color w:val="000000"/>
-                <w:kern w:val="0"/>
-                <w:lang w:eastAsia="en-IN"/>
-                <w14:ligatures w14:val="none"/>
-              </w:rPr>
-            </w:pPr>
-            <w:r>
-              <w:rPr>
-                <w:rFonts w:ascii="Arial" w:eastAsia="Times New Roman" w:hAnsi="Arial" w:cs="Arial"/>
-                <w:b/>
-                <w:bCs/>
-                <w:color w:val="000000"/>
-                <w:kern w:val="0"/>
-                <w:lang w:val="en-US" w:eastAsia="en-IN"/>
-                <w14:ligatures w14:val="none"/>
-              </w:rPr>
-              <w:t> </w:t>
+            <w:r>
+              <w:t>{{ pf_50_col_7 }}</w:t>
             </w:r>
           </w:p>
         </w:tc>
@@ -3004,29 +2759,8 @@
             <w:hideMark/>
           </w:tcPr>
           <w:p>
-            <w:pPr>
-              <w:spacing w:after="0" w:line="240" w:lineRule="auto"/>
-              <w:rPr>
-                <w:rFonts w:ascii="Arial" w:eastAsia="Times New Roman" w:hAnsi="Arial" w:cs="Arial"/>
-                <w:b/>
-                <w:bCs/>
-                <w:color w:val="000000"/>
-                <w:kern w:val="0"/>
-                <w:lang w:eastAsia="en-IN"/>
-                <w14:ligatures w14:val="none"/>
-              </w:rPr>
-            </w:pPr>
-            <w:r>
-              <w:rPr>
-                <w:rFonts w:ascii="Arial" w:eastAsia="Times New Roman" w:hAnsi="Arial" w:cs="Arial"/>
-                <w:b/>
-                <w:bCs/>
-                <w:color w:val="000000"/>
-                <w:kern w:val="0"/>
-                <w:lang w:val="en-US" w:eastAsia="en-IN"/>
-                <w14:ligatures w14:val="none"/>
-              </w:rPr>
-              <w:t> </w:t>
+            <w:r>
+              <w:t>{{ pf_50_col_8 }}</w:t>
             </w:r>
           </w:p>
         </w:tc>
@@ -3043,29 +2777,175 @@
             <w:hideMark/>
           </w:tcPr>
           <w:p>
-            <w:pPr>
-              <w:spacing w:after="0" w:line="240" w:lineRule="auto"/>
-              <w:rPr>
-                <w:rFonts w:ascii="Arial" w:eastAsia="Times New Roman" w:hAnsi="Arial" w:cs="Arial"/>
-                <w:b/>
-                <w:bCs/>
-                <w:color w:val="000000"/>
-                <w:kern w:val="0"/>
-                <w:lang w:eastAsia="en-IN"/>
-                <w14:ligatures w14:val="none"/>
-              </w:rPr>
-            </w:pPr>
-            <w:r>
-              <w:rPr>
-                <w:rFonts w:ascii="Arial" w:eastAsia="Times New Roman" w:hAnsi="Arial" w:cs="Arial"/>
-                <w:b/>
-                <w:bCs/>
-                <w:color w:val="000000"/>
-                <w:kern w:val="0"/>
-                <w:lang w:val="en-US" w:eastAsia="en-IN"/>
-                <w14:ligatures w14:val="none"/>
-              </w:rPr>
-              <w:t> </w:t>
+            <w:r>
+              <w:t>{{ pf_50_col_9 }}</w:t>
+            </w:r>
+          </w:p>
+        </w:tc>
+      </w:tr>
+      <w:tr>
+        <w:trPr>
+          <w:trHeight w:val="283"/>
+        </w:trPr>
+        <w:tc>
+          <w:tcPr>
+            <w:tcW w:w="882" w:type="pct"/>
+            <w:tcBorders>
+              <w:top w:val="nil"/>
+              <w:left w:val="single" w:sz="4" w:space="0" w:color="auto"/>
+              <w:bottom w:val="single" w:sz="4" w:space="0" w:color="auto"/>
+              <w:right w:val="single" w:sz="4" w:space="0" w:color="auto"/>
+            </w:tcBorders>
+            <w:vAlign w:val="center"/>
+            <w:hideMark/>
+          </w:tcPr>
+          <w:p>
+            <w:r>
+              <w:t>{{ pf_60_col_1 }}</w:t>
+            </w:r>
+          </w:p>
+        </w:tc>
+        <w:tc>
+          <w:tcPr>
+            <w:tcW w:w="676" w:type="pct"/>
+            <w:tcBorders>
+              <w:top w:val="nil"/>
+              <w:left w:val="nil"/>
+              <w:bottom w:val="single" w:sz="4" w:space="0" w:color="auto"/>
+              <w:right w:val="single" w:sz="4" w:space="0" w:color="auto"/>
+            </w:tcBorders>
+            <w:vAlign w:val="center"/>
+            <w:hideMark/>
+          </w:tcPr>
+          <w:p>
+            <w:r>
+              <w:t>{{ pf_60_col_2 }}</w:t>
+            </w:r>
+          </w:p>
+        </w:tc>
+        <w:tc>
+          <w:tcPr>
+            <w:tcW w:w="492" w:type="pct"/>
+            <w:tcBorders>
+              <w:top w:val="nil"/>
+              <w:left w:val="nil"/>
+              <w:bottom w:val="single" w:sz="4" w:space="0" w:color="auto"/>
+              <w:right w:val="single" w:sz="4" w:space="0" w:color="auto"/>
+            </w:tcBorders>
+            <w:vAlign w:val="center"/>
+            <w:hideMark/>
+          </w:tcPr>
+          <w:p>
+            <w:r>
+              <w:t>{{ pf_60_col_3 }}</w:t>
+            </w:r>
+          </w:p>
+        </w:tc>
+        <w:tc>
+          <w:tcPr>
+            <w:tcW w:w="492" w:type="pct"/>
+            <w:tcBorders>
+              <w:top w:val="nil"/>
+              <w:left w:val="nil"/>
+              <w:bottom w:val="single" w:sz="4" w:space="0" w:color="auto"/>
+              <w:right w:val="single" w:sz="4" w:space="0" w:color="auto"/>
+            </w:tcBorders>
+            <w:vAlign w:val="center"/>
+            <w:hideMark/>
+          </w:tcPr>
+          <w:p>
+            <w:r>
+              <w:t>{{ pf_60_col_4 }}</w:t>
+            </w:r>
+          </w:p>
+        </w:tc>
+        <w:tc>
+          <w:tcPr>
+            <w:tcW w:w="492" w:type="pct"/>
+            <w:tcBorders>
+              <w:top w:val="nil"/>
+              <w:left w:val="nil"/>
+              <w:bottom w:val="single" w:sz="4" w:space="0" w:color="auto"/>
+              <w:right w:val="single" w:sz="4" w:space="0" w:color="auto"/>
+            </w:tcBorders>
+            <w:vAlign w:val="center"/>
+            <w:hideMark/>
+          </w:tcPr>
+          <w:p>
+            <w:r>
+              <w:t>{{ pf_60_col_5 }}</w:t>
+            </w:r>
+          </w:p>
+        </w:tc>
+        <w:tc>
+          <w:tcPr>
+            <w:tcW w:w="492" w:type="pct"/>
+            <w:tcBorders>
+              <w:top w:val="nil"/>
+              <w:left w:val="nil"/>
+              <w:bottom w:val="single" w:sz="4" w:space="0" w:color="auto"/>
+              <w:right w:val="single" w:sz="4" w:space="0" w:color="auto"/>
+            </w:tcBorders>
+            <w:vAlign w:val="center"/>
+            <w:hideMark/>
+          </w:tcPr>
+          <w:p>
+            <w:r>
+              <w:t>{{ pf_60_col_6 }}</w:t>
+            </w:r>
+          </w:p>
+        </w:tc>
+        <w:tc>
+          <w:tcPr>
+            <w:tcW w:w="492" w:type="pct"/>
+            <w:tcBorders>
+              <w:top w:val="nil"/>
+              <w:left w:val="nil"/>
+              <w:bottom w:val="single" w:sz="4" w:space="0" w:color="auto"/>
+              <w:right w:val="single" w:sz="4" w:space="0" w:color="auto"/>
+            </w:tcBorders>
+            <w:vAlign w:val="center"/>
+            <w:hideMark/>
+          </w:tcPr>
+          <w:p>
+            <w:r>
+              <w:t>{{ pf_60_col_7 }}</w:t>
+            </w:r>
+          </w:p>
+        </w:tc>
+        <w:tc>
+          <w:tcPr>
+            <w:tcW w:w="492" w:type="pct"/>
+            <w:tcBorders>
+              <w:top w:val="nil"/>
+              <w:left w:val="nil"/>
+              <w:bottom w:val="single" w:sz="4" w:space="0" w:color="auto"/>
+              <w:right w:val="single" w:sz="4" w:space="0" w:color="auto"/>
+            </w:tcBorders>
+            <w:vAlign w:val="center"/>
+            <w:hideMark/>
+          </w:tcPr>
+          <w:p>
+            <w:r>
+              <w:t>{{ pf_60_col_8 }}</w:t>
+            </w:r>
+          </w:p>
+        </w:tc>
+        <w:tc>
+          <w:tcPr>
+            <w:tcW w:w="490" w:type="pct"/>
+            <w:tcBorders>
+              <w:top w:val="nil"/>
+              <w:left w:val="nil"/>
+              <w:bottom w:val="single" w:sz="4" w:space="0" w:color="auto"/>
+              <w:right w:val="single" w:sz="4" w:space="0" w:color="auto"/>
+            </w:tcBorders>
+            <w:vAlign w:val="center"/>
+            <w:hideMark/>
+          </w:tcPr>
+          <w:p>
+            <w:r>
+              <w:t>{{ pf_60_col_9 }}</w:t>
             </w:r>
           </w:p>
         </w:tc>
@@ -3265,7 +3145,7 @@
           <w:szCs w:val="20"/>
           <w:u w:val="none"/>
         </w:rPr>
-        <w:t>Photo</w:t>
+        <w:t>{{ img_photo_1_caption }}</w:t>
       </w:r>
       <w:r>
         <w:rPr>
@@ -3279,7 +3159,6 @@
           <w:color w:val="auto"/>
           <w:u w:val="none"/>
         </w:rPr>
-        <w:t xml:space="preserve"> </w:t>
       </w:r>
       <w:r>
         <w:rPr>
@@ -3295,7 +3174,6 @@
           <w:szCs w:val="20"/>
           <w:u w:val="none"/>
         </w:rPr>
-        <w:fldChar w:fldCharType="begin"/>
       </w:r>
       <w:r>
         <w:rPr>
@@ -3311,7 +3189,6 @@
           <w:szCs w:val="20"/>
           <w:u w:val="none"/>
         </w:rPr>
-        <w:instrText xml:space="preserve"> SEQ Photo \* ARABIC </w:instrText>
       </w:r>
       <w:r>
         <w:rPr>
@@ -3327,7 +3204,6 @@
           <w:szCs w:val="20"/>
           <w:u w:val="none"/>
         </w:rPr>
-        <w:fldChar w:fldCharType="separate"/>
       </w:r>
       <w:r>
         <w:rPr>
@@ -3343,7 +3219,6 @@
           <w:szCs w:val="20"/>
           <w:u w:val="none"/>
         </w:rPr>
-        <w:t>1</w:t>
       </w:r>
       <w:r>
         <w:rPr>
@@ -3359,7 +3234,6 @@
           <w:szCs w:val="20"/>
           <w:u w:val="none"/>
         </w:rPr>
-        <w:fldChar w:fldCharType="end"/>
       </w:r>
       <w:r>
         <w:rPr>
@@ -3375,7 +3249,6 @@
           <w:szCs w:val="20"/>
           <w:u w:val="none"/>
         </w:rPr>
-        <w:t>:</w:t>
       </w:r>
       <w:r>
         <w:rPr>
@@ -3389,7 +3262,6 @@
           <w:szCs w:val="20"/>
           <w:u w:val="none"/>
         </w:rPr>
-        <w:t xml:space="preserve"> </w:t>
       </w:r>
       <w:r>
         <w:rPr>
@@ -3402,7 +3274,348 @@
           <w:sz w:val="20"/>
           <w:szCs w:val="20"/>
         </w:rPr>
-        <w:t>PFMF test setup</w:t>
+      </w:r>
+      <w:bookmarkEnd w:id="135"/>
+    </w:p>
+    <w:p>
+      <w:pPr>
+        <w:spacing w:before="0" w:after="0"/>
+      </w:pPr>
+      <w:r>
+        <w:t>{{ img_photo_2 }}</w:t>
+      </w:r>
+    </w:p>
+    <w:p>
+      <w:pPr>
+        <w:pStyle w:val="Caption"/>
+        <w:spacing w:after="0" w:before="0"/>
+        <w:jc w:val="center"/>
+        <w:rPr>
+          <w:rFonts w:ascii="Arial" w:hAnsi="Arial" w:cs="Arial"/>
+          <w:b/>
+          <w:bCs/>
+          <w:i w:val="0"/>
+          <w:iCs w:val="0"/>
+          <w:color w:val="auto"/>
+          <w:sz w:val="20"/>
+          <w:szCs w:val="20"/>
+        </w:rPr>
+      </w:pPr>
+      <w:bookmarkStart w:id="135" w:name="_Toc225977193"/>
+      <w:r>
+        <w:rPr>
+          <w:rStyle w:val="Hyperlink"/>
+          <w:rFonts w:ascii="Arial" w:hAnsi="Arial" w:cs="Arial"/>
+          <w:b/>
+          <w:bCs/>
+          <w:i w:val="0"/>
+          <w:iCs w:val="0"/>
+          <w:noProof/>
+          <w:color w:val="auto"/>
+          <w:sz w:val="20"/>
+          <w:szCs w:val="20"/>
+          <w:u w:val="none"/>
+        </w:rPr>
+        <w:t>{{ img_photo_2_caption }}</w:t>
+      </w:r>
+      <w:r>
+        <w:rPr>
+          <w:rStyle w:val="Hyperlink"/>
+          <w:rFonts w:ascii="Arial" w:hAnsi="Arial" w:cs="Arial"/>
+          <w:b/>
+          <w:bCs/>
+          <w:i w:val="0"/>
+          <w:iCs w:val="0"/>
+          <w:noProof/>
+          <w:color w:val="auto"/>
+          <w:u w:val="none"/>
+        </w:rPr>
+      </w:r>
+      <w:r>
+        <w:rPr>
+          <w:rStyle w:val="Hyperlink"/>
+          <w:rFonts w:ascii="Arial" w:hAnsi="Arial" w:cs="Arial"/>
+          <w:b/>
+          <w:bCs/>
+          <w:i w:val="0"/>
+          <w:iCs w:val="0"/>
+          <w:noProof/>
+          <w:color w:val="auto"/>
+          <w:sz w:val="20"/>
+          <w:szCs w:val="20"/>
+          <w:u w:val="none"/>
+        </w:rPr>
+      </w:r>
+      <w:r>
+        <w:rPr>
+          <w:rStyle w:val="Hyperlink"/>
+          <w:rFonts w:ascii="Arial" w:hAnsi="Arial" w:cs="Arial"/>
+          <w:b/>
+          <w:bCs/>
+          <w:i w:val="0"/>
+          <w:iCs w:val="0"/>
+          <w:noProof/>
+          <w:color w:val="auto"/>
+          <w:sz w:val="20"/>
+          <w:szCs w:val="20"/>
+          <w:u w:val="none"/>
+        </w:rPr>
+      </w:r>
+      <w:r>
+        <w:rPr>
+          <w:rStyle w:val="Hyperlink"/>
+          <w:rFonts w:ascii="Arial" w:hAnsi="Arial" w:cs="Arial"/>
+          <w:b/>
+          <w:bCs/>
+          <w:i w:val="0"/>
+          <w:iCs w:val="0"/>
+          <w:noProof/>
+          <w:color w:val="auto"/>
+          <w:sz w:val="20"/>
+          <w:szCs w:val="20"/>
+          <w:u w:val="none"/>
+        </w:rPr>
+      </w:r>
+      <w:r>
+        <w:rPr>
+          <w:rStyle w:val="Hyperlink"/>
+          <w:rFonts w:ascii="Arial" w:hAnsi="Arial" w:cs="Arial"/>
+          <w:b/>
+          <w:bCs/>
+          <w:i w:val="0"/>
+          <w:iCs w:val="0"/>
+          <w:noProof/>
+          <w:color w:val="auto"/>
+          <w:sz w:val="20"/>
+          <w:szCs w:val="20"/>
+          <w:u w:val="none"/>
+        </w:rPr>
+      </w:r>
+      <w:r>
+        <w:rPr>
+          <w:rStyle w:val="Hyperlink"/>
+          <w:rFonts w:ascii="Arial" w:hAnsi="Arial" w:cs="Arial"/>
+          <w:b/>
+          <w:bCs/>
+          <w:i w:val="0"/>
+          <w:iCs w:val="0"/>
+          <w:noProof/>
+          <w:color w:val="auto"/>
+          <w:sz w:val="20"/>
+          <w:szCs w:val="20"/>
+          <w:u w:val="none"/>
+        </w:rPr>
+      </w:r>
+      <w:r>
+        <w:rPr>
+          <w:rStyle w:val="Hyperlink"/>
+          <w:rFonts w:ascii="Arial" w:hAnsi="Arial" w:cs="Arial"/>
+          <w:b/>
+          <w:bCs/>
+          <w:i w:val="0"/>
+          <w:iCs w:val="0"/>
+          <w:noProof/>
+          <w:color w:val="auto"/>
+          <w:sz w:val="20"/>
+          <w:szCs w:val="20"/>
+          <w:u w:val="none"/>
+        </w:rPr>
+      </w:r>
+      <w:r>
+        <w:rPr>
+          <w:rStyle w:val="Hyperlink"/>
+          <w:rFonts w:ascii="Arial" w:hAnsi="Arial" w:cs="Arial"/>
+          <w:b/>
+          <w:bCs/>
+          <w:noProof/>
+          <w:color w:val="auto"/>
+          <w:sz w:val="20"/>
+          <w:szCs w:val="20"/>
+          <w:u w:val="none"/>
+        </w:rPr>
+      </w:r>
+      <w:r>
+        <w:rPr>
+          <w:rFonts w:ascii="Arial" w:hAnsi="Arial" w:cs="Arial"/>
+          <w:b/>
+          <w:bCs/>
+          <w:i w:val="0"/>
+          <w:iCs w:val="0"/>
+          <w:color w:val="auto"/>
+          <w:sz w:val="20"/>
+          <w:szCs w:val="20"/>
+        </w:rPr>
+      </w:r>
+      <w:bookmarkEnd w:id="135"/>
+    </w:p>
+    <w:p>
+      <w:pPr>
+        <w:spacing w:before="0" w:after="0"/>
+      </w:pPr>
+      <w:r>
+        <w:t>{{ img_photo_3 }}</w:t>
+      </w:r>
+    </w:p>
+    <w:p>
+      <w:pPr>
+        <w:pStyle w:val="Caption"/>
+        <w:spacing w:after="0" w:before="0"/>
+        <w:jc w:val="center"/>
+        <w:rPr>
+          <w:rFonts w:ascii="Arial" w:hAnsi="Arial" w:cs="Arial"/>
+          <w:b/>
+          <w:bCs/>
+          <w:i w:val="0"/>
+          <w:iCs w:val="0"/>
+          <w:color w:val="auto"/>
+          <w:sz w:val="20"/>
+          <w:szCs w:val="20"/>
+        </w:rPr>
+      </w:pPr>
+      <w:bookmarkStart w:id="135" w:name="_Toc225977193"/>
+      <w:r>
+        <w:rPr>
+          <w:rStyle w:val="Hyperlink"/>
+          <w:rFonts w:ascii="Arial" w:hAnsi="Arial" w:cs="Arial"/>
+          <w:b/>
+          <w:bCs/>
+          <w:i w:val="0"/>
+          <w:iCs w:val="0"/>
+          <w:noProof/>
+          <w:color w:val="auto"/>
+          <w:sz w:val="20"/>
+          <w:szCs w:val="20"/>
+          <w:u w:val="none"/>
+        </w:rPr>
+        <w:t>{{ img_photo_3_caption }}</w:t>
+      </w:r>
+      <w:r>
+        <w:rPr>
+          <w:rStyle w:val="Hyperlink"/>
+          <w:rFonts w:ascii="Arial" w:hAnsi="Arial" w:cs="Arial"/>
+          <w:b/>
+          <w:bCs/>
+          <w:i w:val="0"/>
+          <w:iCs w:val="0"/>
+          <w:noProof/>
+          <w:color w:val="auto"/>
+          <w:u w:val="none"/>
+        </w:rPr>
+      </w:r>
+      <w:r>
+        <w:rPr>
+          <w:rStyle w:val="Hyperlink"/>
+          <w:rFonts w:ascii="Arial" w:hAnsi="Arial" w:cs="Arial"/>
+          <w:b/>
+          <w:bCs/>
+          <w:i w:val="0"/>
+          <w:iCs w:val="0"/>
+          <w:noProof/>
+          <w:color w:val="auto"/>
+          <w:sz w:val="20"/>
+          <w:szCs w:val="20"/>
+          <w:u w:val="none"/>
+        </w:rPr>
+      </w:r>
+      <w:r>
+        <w:rPr>
+          <w:rStyle w:val="Hyperlink"/>
+          <w:rFonts w:ascii="Arial" w:hAnsi="Arial" w:cs="Arial"/>
+          <w:b/>
+          <w:bCs/>
+          <w:i w:val="0"/>
+          <w:iCs w:val="0"/>
+          <w:noProof/>
+          <w:color w:val="auto"/>
+          <w:sz w:val="20"/>
+          <w:szCs w:val="20"/>
+          <w:u w:val="none"/>
+        </w:rPr>
+      </w:r>
+      <w:r>
+        <w:rPr>
+          <w:rStyle w:val="Hyperlink"/>
+          <w:rFonts w:ascii="Arial" w:hAnsi="Arial" w:cs="Arial"/>
+          <w:b/>
+          <w:bCs/>
+          <w:i w:val="0"/>
+          <w:iCs w:val="0"/>
+          <w:noProof/>
+          <w:color w:val="auto"/>
+          <w:sz w:val="20"/>
+          <w:szCs w:val="20"/>
+          <w:u w:val="none"/>
+        </w:rPr>
+      </w:r>
+      <w:r>
+        <w:rPr>
+          <w:rStyle w:val="Hyperlink"/>
+          <w:rFonts w:ascii="Arial" w:hAnsi="Arial" w:cs="Arial"/>
+          <w:b/>
+          <w:bCs/>
+          <w:i w:val="0"/>
+          <w:iCs w:val="0"/>
+          <w:noProof/>
+          <w:color w:val="auto"/>
+          <w:sz w:val="20"/>
+          <w:szCs w:val="20"/>
+          <w:u w:val="none"/>
+        </w:rPr>
+      </w:r>
+      <w:r>
+        <w:rPr>
+          <w:rStyle w:val="Hyperlink"/>
+          <w:rFonts w:ascii="Arial" w:hAnsi="Arial" w:cs="Arial"/>
+          <w:b/>
+          <w:bCs/>
+          <w:i w:val="0"/>
+          <w:iCs w:val="0"/>
+          <w:noProof/>
+          <w:color w:val="auto"/>
+          <w:sz w:val="20"/>
+          <w:szCs w:val="20"/>
+          <w:u w:val="none"/>
+        </w:rPr>
+      </w:r>
+      <w:r>
+        <w:rPr>
+          <w:rStyle w:val="Hyperlink"/>
+          <w:rFonts w:ascii="Arial" w:hAnsi="Arial" w:cs="Arial"/>
+          <w:b/>
+          <w:bCs/>
+          <w:i w:val="0"/>
+          <w:iCs w:val="0"/>
+          <w:noProof/>
+          <w:color w:val="auto"/>
+          <w:sz w:val="20"/>
+          <w:szCs w:val="20"/>
+          <w:u w:val="none"/>
+        </w:rPr>
+      </w:r>
+      <w:r>
+        <w:rPr>
+          <w:rStyle w:val="Hyperlink"/>
+          <w:rFonts w:ascii="Arial" w:hAnsi="Arial" w:cs="Arial"/>
+          <w:b/>
+          <w:bCs/>
+          <w:noProof/>
+          <w:color w:val="auto"/>
+          <w:sz w:val="20"/>
+          <w:szCs w:val="20"/>
+          <w:u w:val="none"/>
+        </w:rPr>
+      </w:r>
+      <w:r>
+        <w:rPr>
+          <w:rFonts w:ascii="Arial" w:hAnsi="Arial" w:cs="Arial"/>
+          <w:b/>
+          <w:bCs/>
+          <w:i w:val="0"/>
+          <w:iCs w:val="0"/>
+          <w:color w:val="auto"/>
+          <w:sz w:val="20"/>
+          <w:szCs w:val="20"/>
+        </w:rPr>
       </w:r>
       <w:bookmarkEnd w:id="135"/>
     </w:p>

--- a/datasheet_gen/word_templates/PFMF.docx
+++ b/datasheet_gen/word_templates/PFMF.docx
@@ -3488,6 +3488,503 @@
           <w:u w:val="none"/>
         </w:rPr>
         <w:t>{{ img_photo_3_caption }}</w:t>
+      </w:r>
+      <w:r>
+        <w:rPr>
+          <w:rStyle w:val="Hyperlink"/>
+          <w:rFonts w:ascii="Arial" w:hAnsi="Arial" w:cs="Arial"/>
+          <w:b/>
+          <w:bCs/>
+          <w:i w:val="0"/>
+          <w:iCs w:val="0"/>
+          <w:noProof/>
+          <w:color w:val="auto"/>
+          <w:u w:val="none"/>
+        </w:rPr>
+      </w:r>
+      <w:r>
+        <w:rPr>
+          <w:rStyle w:val="Hyperlink"/>
+          <w:rFonts w:ascii="Arial" w:hAnsi="Arial" w:cs="Arial"/>
+          <w:b/>
+          <w:bCs/>
+          <w:i w:val="0"/>
+          <w:iCs w:val="0"/>
+          <w:noProof/>
+          <w:color w:val="auto"/>
+          <w:sz w:val="20"/>
+          <w:szCs w:val="20"/>
+          <w:u w:val="none"/>
+        </w:rPr>
+      </w:r>
+      <w:r>
+        <w:rPr>
+          <w:rStyle w:val="Hyperlink"/>
+          <w:rFonts w:ascii="Arial" w:hAnsi="Arial" w:cs="Arial"/>
+          <w:b/>
+          <w:bCs/>
+          <w:i w:val="0"/>
+          <w:iCs w:val="0"/>
+          <w:noProof/>
+          <w:color w:val="auto"/>
+          <w:sz w:val="20"/>
+          <w:szCs w:val="20"/>
+          <w:u w:val="none"/>
+        </w:rPr>
+      </w:r>
+      <w:r>
+        <w:rPr>
+          <w:rStyle w:val="Hyperlink"/>
+          <w:rFonts w:ascii="Arial" w:hAnsi="Arial" w:cs="Arial"/>
+          <w:b/>
+          <w:bCs/>
+          <w:i w:val="0"/>
+          <w:iCs w:val="0"/>
+          <w:noProof/>
+          <w:color w:val="auto"/>
+          <w:sz w:val="20"/>
+          <w:szCs w:val="20"/>
+          <w:u w:val="none"/>
+        </w:rPr>
+      </w:r>
+      <w:r>
+        <w:rPr>
+          <w:rStyle w:val="Hyperlink"/>
+          <w:rFonts w:ascii="Arial" w:hAnsi="Arial" w:cs="Arial"/>
+          <w:b/>
+          <w:bCs/>
+          <w:i w:val="0"/>
+          <w:iCs w:val="0"/>
+          <w:noProof/>
+          <w:color w:val="auto"/>
+          <w:sz w:val="20"/>
+          <w:szCs w:val="20"/>
+          <w:u w:val="none"/>
+        </w:rPr>
+      </w:r>
+      <w:r>
+        <w:rPr>
+          <w:rStyle w:val="Hyperlink"/>
+          <w:rFonts w:ascii="Arial" w:hAnsi="Arial" w:cs="Arial"/>
+          <w:b/>
+          <w:bCs/>
+          <w:i w:val="0"/>
+          <w:iCs w:val="0"/>
+          <w:noProof/>
+          <w:color w:val="auto"/>
+          <w:sz w:val="20"/>
+          <w:szCs w:val="20"/>
+          <w:u w:val="none"/>
+        </w:rPr>
+      </w:r>
+      <w:r>
+        <w:rPr>
+          <w:rStyle w:val="Hyperlink"/>
+          <w:rFonts w:ascii="Arial" w:hAnsi="Arial" w:cs="Arial"/>
+          <w:b/>
+          <w:bCs/>
+          <w:i w:val="0"/>
+          <w:iCs w:val="0"/>
+          <w:noProof/>
+          <w:color w:val="auto"/>
+          <w:sz w:val="20"/>
+          <w:szCs w:val="20"/>
+          <w:u w:val="none"/>
+        </w:rPr>
+      </w:r>
+      <w:r>
+        <w:rPr>
+          <w:rStyle w:val="Hyperlink"/>
+          <w:rFonts w:ascii="Arial" w:hAnsi="Arial" w:cs="Arial"/>
+          <w:b/>
+          <w:bCs/>
+          <w:noProof/>
+          <w:color w:val="auto"/>
+          <w:sz w:val="20"/>
+          <w:szCs w:val="20"/>
+          <w:u w:val="none"/>
+        </w:rPr>
+      </w:r>
+      <w:r>
+        <w:rPr>
+          <w:rFonts w:ascii="Arial" w:hAnsi="Arial" w:cs="Arial"/>
+          <w:b/>
+          <w:bCs/>
+          <w:i w:val="0"/>
+          <w:iCs w:val="0"/>
+          <w:color w:val="auto"/>
+          <w:sz w:val="20"/>
+          <w:szCs w:val="20"/>
+        </w:rPr>
+      </w:r>
+      <w:bookmarkEnd w:id="135"/>
+    </w:p>
+    <w:p>
+      <w:pPr>
+        <w:pStyle w:val="Caption"/>
+        <w:spacing w:after="0" w:before="0"/>
+        <w:jc w:val="center"/>
+        <w:rPr>
+          <w:rFonts w:ascii="Arial" w:hAnsi="Arial" w:cs="Arial"/>
+          <w:b/>
+          <w:bCs/>
+          <w:i w:val="0"/>
+          <w:iCs w:val="0"/>
+          <w:color w:val="auto"/>
+          <w:sz w:val="20"/>
+          <w:szCs w:val="20"/>
+        </w:rPr>
+      </w:pPr>
+      <w:bookmarkStart w:id="135" w:name="_Toc225977193"/>
+      <w:r>
+        <w:rPr>
+          <w:rStyle w:val="Hyperlink"/>
+          <w:rFonts w:ascii="Arial" w:hAnsi="Arial" w:cs="Arial"/>
+          <w:b/>
+          <w:bCs/>
+          <w:i w:val="0"/>
+          <w:iCs w:val="0"/>
+          <w:noProof/>
+          <w:color w:val="auto"/>
+          <w:sz w:val="20"/>
+          <w:szCs w:val="20"/>
+          <w:u w:val="none"/>
+        </w:rPr>
+        <w:t>{%p for pic in re_extra_photos %}</w:t>
+      </w:r>
+      <w:r>
+        <w:rPr>
+          <w:rStyle w:val="Hyperlink"/>
+          <w:rFonts w:ascii="Arial" w:hAnsi="Arial" w:cs="Arial"/>
+          <w:b/>
+          <w:bCs/>
+          <w:i w:val="0"/>
+          <w:iCs w:val="0"/>
+          <w:noProof/>
+          <w:color w:val="auto"/>
+          <w:u w:val="none"/>
+        </w:rPr>
+      </w:r>
+      <w:r>
+        <w:rPr>
+          <w:rStyle w:val="Hyperlink"/>
+          <w:rFonts w:ascii="Arial" w:hAnsi="Arial" w:cs="Arial"/>
+          <w:b/>
+          <w:bCs/>
+          <w:i w:val="0"/>
+          <w:iCs w:val="0"/>
+          <w:noProof/>
+          <w:color w:val="auto"/>
+          <w:sz w:val="20"/>
+          <w:szCs w:val="20"/>
+          <w:u w:val="none"/>
+        </w:rPr>
+      </w:r>
+      <w:r>
+        <w:rPr>
+          <w:rStyle w:val="Hyperlink"/>
+          <w:rFonts w:ascii="Arial" w:hAnsi="Arial" w:cs="Arial"/>
+          <w:b/>
+          <w:bCs/>
+          <w:i w:val="0"/>
+          <w:iCs w:val="0"/>
+          <w:noProof/>
+          <w:color w:val="auto"/>
+          <w:sz w:val="20"/>
+          <w:szCs w:val="20"/>
+          <w:u w:val="none"/>
+        </w:rPr>
+      </w:r>
+      <w:r>
+        <w:rPr>
+          <w:rStyle w:val="Hyperlink"/>
+          <w:rFonts w:ascii="Arial" w:hAnsi="Arial" w:cs="Arial"/>
+          <w:b/>
+          <w:bCs/>
+          <w:i w:val="0"/>
+          <w:iCs w:val="0"/>
+          <w:noProof/>
+          <w:color w:val="auto"/>
+          <w:sz w:val="20"/>
+          <w:szCs w:val="20"/>
+          <w:u w:val="none"/>
+        </w:rPr>
+      </w:r>
+      <w:r>
+        <w:rPr>
+          <w:rStyle w:val="Hyperlink"/>
+          <w:rFonts w:ascii="Arial" w:hAnsi="Arial" w:cs="Arial"/>
+          <w:b/>
+          <w:bCs/>
+          <w:i w:val="0"/>
+          <w:iCs w:val="0"/>
+          <w:noProof/>
+          <w:color w:val="auto"/>
+          <w:sz w:val="20"/>
+          <w:szCs w:val="20"/>
+          <w:u w:val="none"/>
+        </w:rPr>
+      </w:r>
+      <w:r>
+        <w:rPr>
+          <w:rStyle w:val="Hyperlink"/>
+          <w:rFonts w:ascii="Arial" w:hAnsi="Arial" w:cs="Arial"/>
+          <w:b/>
+          <w:bCs/>
+          <w:i w:val="0"/>
+          <w:iCs w:val="0"/>
+          <w:noProof/>
+          <w:color w:val="auto"/>
+          <w:sz w:val="20"/>
+          <w:szCs w:val="20"/>
+          <w:u w:val="none"/>
+        </w:rPr>
+      </w:r>
+      <w:r>
+        <w:rPr>
+          <w:rStyle w:val="Hyperlink"/>
+          <w:rFonts w:ascii="Arial" w:hAnsi="Arial" w:cs="Arial"/>
+          <w:b/>
+          <w:bCs/>
+          <w:i w:val="0"/>
+          <w:iCs w:val="0"/>
+          <w:noProof/>
+          <w:color w:val="auto"/>
+          <w:sz w:val="20"/>
+          <w:szCs w:val="20"/>
+          <w:u w:val="none"/>
+        </w:rPr>
+      </w:r>
+      <w:r>
+        <w:rPr>
+          <w:rStyle w:val="Hyperlink"/>
+          <w:rFonts w:ascii="Arial" w:hAnsi="Arial" w:cs="Arial"/>
+          <w:b/>
+          <w:bCs/>
+          <w:noProof/>
+          <w:color w:val="auto"/>
+          <w:sz w:val="20"/>
+          <w:szCs w:val="20"/>
+          <w:u w:val="none"/>
+        </w:rPr>
+      </w:r>
+      <w:r>
+        <w:rPr>
+          <w:rFonts w:ascii="Arial" w:hAnsi="Arial" w:cs="Arial"/>
+          <w:b/>
+          <w:bCs/>
+          <w:i w:val="0"/>
+          <w:iCs w:val="0"/>
+          <w:color w:val="auto"/>
+          <w:sz w:val="20"/>
+          <w:szCs w:val="20"/>
+        </w:rPr>
+      </w:r>
+      <w:bookmarkEnd w:id="135"/>
+    </w:p>
+    <w:p>
+      <w:pPr>
+        <w:spacing w:before="0" w:after="0"/>
+      </w:pPr>
+      <w:r>
+        <w:t>{{ pic.img }}</w:t>
+      </w:r>
+    </w:p>
+    <w:p>
+      <w:pPr>
+        <w:pStyle w:val="Caption"/>
+        <w:spacing w:after="0" w:before="0"/>
+        <w:jc w:val="center"/>
+        <w:rPr>
+          <w:rFonts w:ascii="Arial" w:hAnsi="Arial" w:cs="Arial"/>
+          <w:b/>
+          <w:bCs/>
+          <w:i w:val="0"/>
+          <w:iCs w:val="0"/>
+          <w:color w:val="auto"/>
+          <w:sz w:val="20"/>
+          <w:szCs w:val="20"/>
+        </w:rPr>
+      </w:pPr>
+      <w:bookmarkStart w:id="135" w:name="_Toc225977193"/>
+      <w:r>
+        <w:rPr>
+          <w:rStyle w:val="Hyperlink"/>
+          <w:rFonts w:ascii="Arial" w:hAnsi="Arial" w:cs="Arial"/>
+          <w:b/>
+          <w:bCs/>
+          <w:i w:val="0"/>
+          <w:iCs w:val="0"/>
+          <w:noProof/>
+          <w:color w:val="auto"/>
+          <w:sz w:val="20"/>
+          <w:szCs w:val="20"/>
+          <w:u w:val="none"/>
+        </w:rPr>
+        <w:t>{{ pic.caption }}</w:t>
+      </w:r>
+      <w:r>
+        <w:rPr>
+          <w:rStyle w:val="Hyperlink"/>
+          <w:rFonts w:ascii="Arial" w:hAnsi="Arial" w:cs="Arial"/>
+          <w:b/>
+          <w:bCs/>
+          <w:i w:val="0"/>
+          <w:iCs w:val="0"/>
+          <w:noProof/>
+          <w:color w:val="auto"/>
+          <w:u w:val="none"/>
+        </w:rPr>
+      </w:r>
+      <w:r>
+        <w:rPr>
+          <w:rStyle w:val="Hyperlink"/>
+          <w:rFonts w:ascii="Arial" w:hAnsi="Arial" w:cs="Arial"/>
+          <w:b/>
+          <w:bCs/>
+          <w:i w:val="0"/>
+          <w:iCs w:val="0"/>
+          <w:noProof/>
+          <w:color w:val="auto"/>
+          <w:sz w:val="20"/>
+          <w:szCs w:val="20"/>
+          <w:u w:val="none"/>
+        </w:rPr>
+      </w:r>
+      <w:r>
+        <w:rPr>
+          <w:rStyle w:val="Hyperlink"/>
+          <w:rFonts w:ascii="Arial" w:hAnsi="Arial" w:cs="Arial"/>
+          <w:b/>
+          <w:bCs/>
+          <w:i w:val="0"/>
+          <w:iCs w:val="0"/>
+          <w:noProof/>
+          <w:color w:val="auto"/>
+          <w:sz w:val="20"/>
+          <w:szCs w:val="20"/>
+          <w:u w:val="none"/>
+        </w:rPr>
+      </w:r>
+      <w:r>
+        <w:rPr>
+          <w:rStyle w:val="Hyperlink"/>
+          <w:rFonts w:ascii="Arial" w:hAnsi="Arial" w:cs="Arial"/>
+          <w:b/>
+          <w:bCs/>
+          <w:i w:val="0"/>
+          <w:iCs w:val="0"/>
+          <w:noProof/>
+          <w:color w:val="auto"/>
+          <w:sz w:val="20"/>
+          <w:szCs w:val="20"/>
+          <w:u w:val="none"/>
+        </w:rPr>
+      </w:r>
+      <w:r>
+        <w:rPr>
+          <w:rStyle w:val="Hyperlink"/>
+          <w:rFonts w:ascii="Arial" w:hAnsi="Arial" w:cs="Arial"/>
+          <w:b/>
+          <w:bCs/>
+          <w:i w:val="0"/>
+          <w:iCs w:val="0"/>
+          <w:noProof/>
+          <w:color w:val="auto"/>
+          <w:sz w:val="20"/>
+          <w:szCs w:val="20"/>
+          <w:u w:val="none"/>
+        </w:rPr>
+      </w:r>
+      <w:r>
+        <w:rPr>
+          <w:rStyle w:val="Hyperlink"/>
+          <w:rFonts w:ascii="Arial" w:hAnsi="Arial" w:cs="Arial"/>
+          <w:b/>
+          <w:bCs/>
+          <w:i w:val="0"/>
+          <w:iCs w:val="0"/>
+          <w:noProof/>
+          <w:color w:val="auto"/>
+          <w:sz w:val="20"/>
+          <w:szCs w:val="20"/>
+          <w:u w:val="none"/>
+        </w:rPr>
+      </w:r>
+      <w:r>
+        <w:rPr>
+          <w:rStyle w:val="Hyperlink"/>
+          <w:rFonts w:ascii="Arial" w:hAnsi="Arial" w:cs="Arial"/>
+          <w:b/>
+          <w:bCs/>
+          <w:i w:val="0"/>
+          <w:iCs w:val="0"/>
+          <w:noProof/>
+          <w:color w:val="auto"/>
+          <w:sz w:val="20"/>
+          <w:szCs w:val="20"/>
+          <w:u w:val="none"/>
+        </w:rPr>
+      </w:r>
+      <w:r>
+        <w:rPr>
+          <w:rStyle w:val="Hyperlink"/>
+          <w:rFonts w:ascii="Arial" w:hAnsi="Arial" w:cs="Arial"/>
+          <w:b/>
+          <w:bCs/>
+          <w:noProof/>
+          <w:color w:val="auto"/>
+          <w:sz w:val="20"/>
+          <w:szCs w:val="20"/>
+          <w:u w:val="none"/>
+        </w:rPr>
+      </w:r>
+      <w:r>
+        <w:rPr>
+          <w:rFonts w:ascii="Arial" w:hAnsi="Arial" w:cs="Arial"/>
+          <w:b/>
+          <w:bCs/>
+          <w:i w:val="0"/>
+          <w:iCs w:val="0"/>
+          <w:color w:val="auto"/>
+          <w:sz w:val="20"/>
+          <w:szCs w:val="20"/>
+        </w:rPr>
+      </w:r>
+      <w:bookmarkEnd w:id="135"/>
+    </w:p>
+    <w:p>
+      <w:pPr>
+        <w:pStyle w:val="Caption"/>
+        <w:spacing w:after="0" w:before="0"/>
+        <w:jc w:val="center"/>
+        <w:rPr>
+          <w:rFonts w:ascii="Arial" w:hAnsi="Arial" w:cs="Arial"/>
+          <w:b/>
+          <w:bCs/>
+          <w:i w:val="0"/>
+          <w:iCs w:val="0"/>
+          <w:color w:val="auto"/>
+          <w:sz w:val="20"/>
+          <w:szCs w:val="20"/>
+        </w:rPr>
+      </w:pPr>
+      <w:bookmarkStart w:id="135" w:name="_Toc225977193"/>
+      <w:r>
+        <w:rPr>
+          <w:rStyle w:val="Hyperlink"/>
+          <w:rFonts w:ascii="Arial" w:hAnsi="Arial" w:cs="Arial"/>
+          <w:b/>
+          <w:bCs/>
+          <w:i w:val="0"/>
+          <w:iCs w:val="0"/>
+          <w:noProof/>
+          <w:color w:val="auto"/>
+          <w:sz w:val="20"/>
+          <w:szCs w:val="20"/>
+          <w:u w:val="none"/>
+        </w:rPr>
+        <w:t>{%p endfor %}</w:t>
       </w:r>
       <w:r>
         <w:rPr>
